--- a/docs/dokumen-proyek/FITUR DAN KEAMANAN SIKAT RTB.docx
+++ b/docs/dokumen-proyek/FITUR DAN KEAMANAN SIKAT RTB.docx
@@ -91,15 +91,7 @@
           <w:szCs w:val="24"/>
         </w:rPr>
         <w:lastRenderedPageBreak/>
-        <w:t>1</w:t>
-      </w:r>
-      <w:r>
-        <w:rPr>
-          <w:rFonts w:ascii="Times New Roman" w:eastAsia="Times New Roman" w:hAnsi="Times New Roman" w:cs="Times New Roman"/>
-          <w:sz w:val="24"/>
-          <w:szCs w:val="24"/>
-        </w:rPr>
-        <w:t>. Fitur untuk Tiap Peran</w:t>
+        <w:t>1. Fitur untuk Tiap Peran</w:t>
       </w:r>
     </w:p>
     <w:p>
@@ -119,7 +111,6 @@
         </w:rPr>
         <w:t xml:space="preserve">SIKAT RTB memiliki tiga pengguna, yaitu Mahasiswa, Satpam, dan Pengelola. Masing-masing menerima menu sesuai </w:t>
       </w:r>
-      <w:proofErr w:type="spellStart"/>
       <w:r>
         <w:rPr>
           <w:rFonts w:eastAsia="Times New Roman" w:cs="Times New Roman"/>
@@ -128,41 +119,13 @@
         </w:rPr>
         <w:t>kebutuhan</w:t>
       </w:r>
-      <w:proofErr w:type="spellEnd"/>
       <w:r>
         <w:rPr>
           <w:rFonts w:eastAsia="Times New Roman" w:cs="Times New Roman"/>
           <w:sz w:val="24"/>
           <w:szCs w:val="24"/>
         </w:rPr>
-        <w:t xml:space="preserve"> dan </w:t>
-      </w:r>
-      <w:proofErr w:type="spellStart"/>
-      <w:r>
-        <w:rPr>
-          <w:rFonts w:eastAsia="Times New Roman" w:cs="Times New Roman"/>
-          <w:sz w:val="24"/>
-          <w:szCs w:val="24"/>
-        </w:rPr>
-        <w:t>hak</w:t>
-      </w:r>
-      <w:proofErr w:type="spellEnd"/>
-      <w:r>
-        <w:rPr>
-          <w:rFonts w:eastAsia="Times New Roman" w:cs="Times New Roman"/>
-          <w:sz w:val="24"/>
-          <w:szCs w:val="24"/>
-        </w:rPr>
-        <w:t xml:space="preserve"> </w:t>
-      </w:r>
-      <w:proofErr w:type="spellStart"/>
-      <w:r>
-        <w:rPr>
-          <w:rFonts w:eastAsia="Times New Roman" w:cs="Times New Roman"/>
-          <w:sz w:val="24"/>
-          <w:szCs w:val="24"/>
-        </w:rPr>
-        <w:t>akses</w:t>
+        <w:t xml:space="preserve"> dan hak akses</w:t>
       </w:r>
       <w:r>
         <w:rPr>
@@ -170,16 +133,7 @@
           <w:sz w:val="24"/>
           <w:szCs w:val="24"/>
         </w:rPr>
-        <w:t>nya</w:t>
-      </w:r>
-      <w:proofErr w:type="spellEnd"/>
-      <w:r>
-        <w:rPr>
-          <w:rFonts w:eastAsia="Times New Roman" w:cs="Times New Roman"/>
-          <w:sz w:val="24"/>
-          <w:szCs w:val="24"/>
-        </w:rPr>
-        <w:t>.</w:t>
+        <w:t>nya.</w:t>
       </w:r>
     </w:p>
     <w:p>
@@ -198,18 +152,8 @@
           <w:sz w:val="24"/>
           <w:szCs w:val="24"/>
         </w:rPr>
-        <w:t xml:space="preserve">A. </w:t>
+        <w:t>A. Mahasiswa</w:t>
       </w:r>
-      <w:proofErr w:type="spellStart"/>
-      <w:r>
-        <w:rPr>
-          <w:rFonts w:ascii="Times New Roman" w:eastAsia="Times New Roman" w:hAnsi="Times New Roman" w:cs="Times New Roman"/>
-          <w:sz w:val="24"/>
-          <w:szCs w:val="24"/>
-        </w:rPr>
-        <w:t>Mahasiswa</w:t>
-      </w:r>
-      <w:proofErr w:type="spellEnd"/>
     </w:p>
     <w:p>
       <w:pPr>
@@ -228,178 +172,14 @@
         </w:rPr>
         <w:t xml:space="preserve">Mahasiswa memiliki menu Beranda, Ajukan Izin, Riwayat, dan Profil. </w:t>
       </w:r>
-      <w:proofErr w:type="spellStart"/>
       <w:r>
         <w:rPr>
           <w:rFonts w:eastAsia="Times New Roman" w:cs="Times New Roman"/>
           <w:sz w:val="24"/>
           <w:szCs w:val="24"/>
         </w:rPr>
-        <w:t>Sedangkan</w:t>
+        <w:t>Sedangkan fitur tambahannya meliputi, notifikasi serta tema web aplikasi terang dan gelap</w:t>
       </w:r>
-      <w:proofErr w:type="spellEnd"/>
-      <w:r>
-        <w:rPr>
-          <w:rFonts w:eastAsia="Times New Roman" w:cs="Times New Roman"/>
-          <w:sz w:val="24"/>
-          <w:szCs w:val="24"/>
-        </w:rPr>
-        <w:t xml:space="preserve"> </w:t>
-      </w:r>
-      <w:proofErr w:type="spellStart"/>
-      <w:r>
-        <w:rPr>
-          <w:rFonts w:eastAsia="Times New Roman" w:cs="Times New Roman"/>
-          <w:sz w:val="24"/>
-          <w:szCs w:val="24"/>
-        </w:rPr>
-        <w:t>fitur</w:t>
-      </w:r>
-      <w:proofErr w:type="spellEnd"/>
-      <w:r>
-        <w:rPr>
-          <w:rFonts w:eastAsia="Times New Roman" w:cs="Times New Roman"/>
-          <w:sz w:val="24"/>
-          <w:szCs w:val="24"/>
-        </w:rPr>
-        <w:t xml:space="preserve"> </w:t>
-      </w:r>
-      <w:proofErr w:type="spellStart"/>
-      <w:r>
-        <w:rPr>
-          <w:rFonts w:eastAsia="Times New Roman" w:cs="Times New Roman"/>
-          <w:sz w:val="24"/>
-          <w:szCs w:val="24"/>
-        </w:rPr>
-        <w:t>tambahannya</w:t>
-      </w:r>
-      <w:proofErr w:type="spellEnd"/>
-      <w:r>
-        <w:rPr>
-          <w:rFonts w:eastAsia="Times New Roman" w:cs="Times New Roman"/>
-          <w:sz w:val="24"/>
-          <w:szCs w:val="24"/>
-        </w:rPr>
-        <w:t xml:space="preserve"> </w:t>
-      </w:r>
-      <w:proofErr w:type="spellStart"/>
-      <w:r>
-        <w:rPr>
-          <w:rFonts w:eastAsia="Times New Roman" w:cs="Times New Roman"/>
-          <w:sz w:val="24"/>
-          <w:szCs w:val="24"/>
-        </w:rPr>
-        <w:t>meliputi</w:t>
-      </w:r>
-      <w:proofErr w:type="spellEnd"/>
-      <w:r>
-        <w:rPr>
-          <w:rFonts w:eastAsia="Times New Roman" w:cs="Times New Roman"/>
-          <w:sz w:val="24"/>
-          <w:szCs w:val="24"/>
-        </w:rPr>
-        <w:t xml:space="preserve">, </w:t>
-      </w:r>
-      <w:proofErr w:type="spellStart"/>
-      <w:r>
-        <w:rPr>
-          <w:rFonts w:eastAsia="Times New Roman" w:cs="Times New Roman"/>
-          <w:sz w:val="24"/>
-          <w:szCs w:val="24"/>
-        </w:rPr>
-        <w:t>notifikasi</w:t>
-      </w:r>
-      <w:proofErr w:type="spellEnd"/>
-      <w:r>
-        <w:rPr>
-          <w:rFonts w:eastAsia="Times New Roman" w:cs="Times New Roman"/>
-          <w:sz w:val="24"/>
-          <w:szCs w:val="24"/>
-        </w:rPr>
-        <w:t xml:space="preserve"> </w:t>
-      </w:r>
-      <w:proofErr w:type="spellStart"/>
-      <w:r>
-        <w:rPr>
-          <w:rFonts w:eastAsia="Times New Roman" w:cs="Times New Roman"/>
-          <w:sz w:val="24"/>
-          <w:szCs w:val="24"/>
-        </w:rPr>
-        <w:t>serta</w:t>
-      </w:r>
-      <w:proofErr w:type="spellEnd"/>
-      <w:r>
-        <w:rPr>
-          <w:rFonts w:eastAsia="Times New Roman" w:cs="Times New Roman"/>
-          <w:sz w:val="24"/>
-          <w:szCs w:val="24"/>
-        </w:rPr>
-        <w:t xml:space="preserve"> </w:t>
-      </w:r>
-      <w:proofErr w:type="spellStart"/>
-      <w:r>
-        <w:rPr>
-          <w:rFonts w:eastAsia="Times New Roman" w:cs="Times New Roman"/>
-          <w:sz w:val="24"/>
-          <w:szCs w:val="24"/>
-        </w:rPr>
-        <w:t>tema</w:t>
-      </w:r>
-      <w:proofErr w:type="spellEnd"/>
-      <w:r>
-        <w:rPr>
-          <w:rFonts w:eastAsia="Times New Roman" w:cs="Times New Roman"/>
-          <w:sz w:val="24"/>
-          <w:szCs w:val="24"/>
-        </w:rPr>
-        <w:t xml:space="preserve"> web </w:t>
-      </w:r>
-      <w:proofErr w:type="spellStart"/>
-      <w:r>
-        <w:rPr>
-          <w:rFonts w:eastAsia="Times New Roman" w:cs="Times New Roman"/>
-          <w:sz w:val="24"/>
-          <w:szCs w:val="24"/>
-        </w:rPr>
-        <w:t>aplikasi</w:t>
-      </w:r>
-      <w:proofErr w:type="spellEnd"/>
-      <w:r>
-        <w:rPr>
-          <w:rFonts w:eastAsia="Times New Roman" w:cs="Times New Roman"/>
-          <w:sz w:val="24"/>
-          <w:szCs w:val="24"/>
-        </w:rPr>
-        <w:t xml:space="preserve"> </w:t>
-      </w:r>
-      <w:proofErr w:type="spellStart"/>
-      <w:r>
-        <w:rPr>
-          <w:rFonts w:eastAsia="Times New Roman" w:cs="Times New Roman"/>
-          <w:sz w:val="24"/>
-          <w:szCs w:val="24"/>
-        </w:rPr>
-        <w:t>terang</w:t>
-      </w:r>
-      <w:proofErr w:type="spellEnd"/>
-      <w:r>
-        <w:rPr>
-          <w:rFonts w:eastAsia="Times New Roman" w:cs="Times New Roman"/>
-          <w:sz w:val="24"/>
-          <w:szCs w:val="24"/>
-        </w:rPr>
-        <w:t xml:space="preserve"> dan </w:t>
-      </w:r>
-      <w:proofErr w:type="spellStart"/>
-      <w:r>
-        <w:rPr>
-          <w:rFonts w:eastAsia="Times New Roman" w:cs="Times New Roman"/>
-          <w:sz w:val="24"/>
-          <w:szCs w:val="24"/>
-        </w:rPr>
-        <w:t>gelap</w:t>
-      </w:r>
-      <w:proofErr w:type="spellEnd"/>
       <w:r>
         <w:rPr>
           <w:rFonts w:eastAsia="Times New Roman" w:cs="Times New Roman"/>
@@ -440,131 +220,13 @@
           <w:szCs w:val="24"/>
         </w:rPr>
       </w:pPr>
-      <w:proofErr w:type="spellStart"/>
       <w:r>
         <w:rPr>
           <w:rFonts w:eastAsia="Times New Roman" w:cs="Times New Roman"/>
           <w:sz w:val="24"/>
           <w:szCs w:val="24"/>
         </w:rPr>
-        <w:t>Menampilkan</w:t>
-      </w:r>
-      <w:proofErr w:type="spellEnd"/>
-      <w:r>
-        <w:rPr>
-          <w:rFonts w:eastAsia="Times New Roman" w:cs="Times New Roman"/>
-          <w:sz w:val="24"/>
-          <w:szCs w:val="24"/>
-        </w:rPr>
-        <w:t xml:space="preserve"> </w:t>
-      </w:r>
-      <w:proofErr w:type="spellStart"/>
-      <w:r>
-        <w:rPr>
-          <w:rFonts w:eastAsia="Times New Roman" w:cs="Times New Roman"/>
-          <w:sz w:val="24"/>
-          <w:szCs w:val="24"/>
-        </w:rPr>
-        <w:t>sapaan</w:t>
-      </w:r>
-      <w:proofErr w:type="spellEnd"/>
-      <w:r>
-        <w:rPr>
-          <w:rFonts w:eastAsia="Times New Roman" w:cs="Times New Roman"/>
-          <w:sz w:val="24"/>
-          <w:szCs w:val="24"/>
-        </w:rPr>
-        <w:t xml:space="preserve"> </w:t>
-      </w:r>
-      <w:proofErr w:type="spellStart"/>
-      <w:r>
-        <w:rPr>
-          <w:rFonts w:eastAsia="Times New Roman" w:cs="Times New Roman"/>
-          <w:sz w:val="24"/>
-          <w:szCs w:val="24"/>
-        </w:rPr>
-        <w:t>sesuai</w:t>
-      </w:r>
-      <w:proofErr w:type="spellEnd"/>
-      <w:r>
-        <w:rPr>
-          <w:rFonts w:eastAsia="Times New Roman" w:cs="Times New Roman"/>
-          <w:sz w:val="24"/>
-          <w:szCs w:val="24"/>
-        </w:rPr>
-        <w:t xml:space="preserve"> </w:t>
-      </w:r>
-      <w:proofErr w:type="spellStart"/>
-      <w:r>
-        <w:rPr>
-          <w:rFonts w:eastAsia="Times New Roman" w:cs="Times New Roman"/>
-          <w:sz w:val="24"/>
-          <w:szCs w:val="24"/>
-        </w:rPr>
-        <w:t>waktu</w:t>
-      </w:r>
-      <w:proofErr w:type="spellEnd"/>
-      <w:r>
-        <w:rPr>
-          <w:rFonts w:eastAsia="Times New Roman" w:cs="Times New Roman"/>
-          <w:sz w:val="24"/>
-          <w:szCs w:val="24"/>
-        </w:rPr>
-        <w:t xml:space="preserve"> beserta nama </w:t>
-      </w:r>
-      <w:proofErr w:type="spellStart"/>
-      <w:r>
-        <w:rPr>
-          <w:rFonts w:eastAsia="Times New Roman" w:cs="Times New Roman"/>
-          <w:sz w:val="24"/>
-          <w:szCs w:val="24"/>
-        </w:rPr>
-        <w:t>mahasiswa</w:t>
-      </w:r>
-      <w:proofErr w:type="spellEnd"/>
-      <w:r>
-        <w:rPr>
-          <w:rFonts w:eastAsia="Times New Roman" w:cs="Times New Roman"/>
-          <w:sz w:val="24"/>
-          <w:szCs w:val="24"/>
-        </w:rPr>
-        <w:t xml:space="preserve"> yang </w:t>
-      </w:r>
-      <w:proofErr w:type="spellStart"/>
-      <w:r>
-        <w:rPr>
-          <w:rFonts w:eastAsia="Times New Roman" w:cs="Times New Roman"/>
-          <w:sz w:val="24"/>
-          <w:szCs w:val="24"/>
-        </w:rPr>
-        <w:t>sedang</w:t>
-      </w:r>
-      <w:proofErr w:type="spellEnd"/>
-      <w:r>
-        <w:rPr>
-          <w:rFonts w:eastAsia="Times New Roman" w:cs="Times New Roman"/>
-          <w:sz w:val="24"/>
-          <w:szCs w:val="24"/>
-        </w:rPr>
-        <w:t xml:space="preserve"> </w:t>
-      </w:r>
-      <w:proofErr w:type="spellStart"/>
-      <w:r>
-        <w:rPr>
-          <w:rFonts w:eastAsia="Times New Roman" w:cs="Times New Roman"/>
-          <w:sz w:val="24"/>
-          <w:szCs w:val="24"/>
-        </w:rPr>
-        <w:t>masuk</w:t>
-      </w:r>
-      <w:proofErr w:type="spellEnd"/>
-      <w:r>
-        <w:rPr>
-          <w:rFonts w:eastAsia="Times New Roman" w:cs="Times New Roman"/>
-          <w:sz w:val="24"/>
-          <w:szCs w:val="24"/>
-        </w:rPr>
-        <w:t>.</w:t>
+        <w:t>Menampilkan sapaan sesuai waktu beserta nama mahasiswa yang sedang masuk.</w:t>
       </w:r>
     </w:p>
     <w:p>
@@ -581,113 +243,13 @@
           <w:szCs w:val="24"/>
         </w:rPr>
       </w:pPr>
-      <w:proofErr w:type="spellStart"/>
       <w:r>
         <w:rPr>
           <w:rFonts w:eastAsia="Times New Roman" w:cs="Times New Roman"/>
           <w:sz w:val="24"/>
           <w:szCs w:val="24"/>
         </w:rPr>
-        <w:t>Menampilkan</w:t>
-      </w:r>
-      <w:proofErr w:type="spellEnd"/>
-      <w:r>
-        <w:rPr>
-          <w:rFonts w:eastAsia="Times New Roman" w:cs="Times New Roman"/>
-          <w:sz w:val="24"/>
-          <w:szCs w:val="24"/>
-        </w:rPr>
-        <w:t xml:space="preserve"> status Di </w:t>
-      </w:r>
-      <w:proofErr w:type="spellStart"/>
-      <w:r>
-        <w:rPr>
-          <w:rFonts w:eastAsia="Times New Roman" w:cs="Times New Roman"/>
-          <w:sz w:val="24"/>
-          <w:szCs w:val="24"/>
-        </w:rPr>
-        <w:t>Dalam</w:t>
-      </w:r>
-      <w:proofErr w:type="spellEnd"/>
-      <w:r>
-        <w:rPr>
-          <w:rFonts w:eastAsia="Times New Roman" w:cs="Times New Roman"/>
-          <w:sz w:val="24"/>
-          <w:szCs w:val="24"/>
-        </w:rPr>
-        <w:t xml:space="preserve"> RTB atau Di Luar RTB </w:t>
-      </w:r>
-      <w:proofErr w:type="spellStart"/>
-      <w:r>
-        <w:rPr>
-          <w:rFonts w:eastAsia="Times New Roman" w:cs="Times New Roman"/>
-          <w:sz w:val="24"/>
-          <w:szCs w:val="24"/>
-        </w:rPr>
-        <w:t>berdasarkan</w:t>
-      </w:r>
-      <w:proofErr w:type="spellEnd"/>
-      <w:r>
-        <w:rPr>
-          <w:rFonts w:eastAsia="Times New Roman" w:cs="Times New Roman"/>
-          <w:sz w:val="24"/>
-          <w:szCs w:val="24"/>
-        </w:rPr>
-        <w:t xml:space="preserve"> </w:t>
-      </w:r>
-      <w:proofErr w:type="spellStart"/>
-      <w:r>
-        <w:rPr>
-          <w:rFonts w:eastAsia="Times New Roman" w:cs="Times New Roman"/>
-          <w:sz w:val="24"/>
-          <w:szCs w:val="24"/>
-        </w:rPr>
-        <w:t>validasi</w:t>
-      </w:r>
-      <w:proofErr w:type="spellEnd"/>
-      <w:r>
-        <w:rPr>
-          <w:rFonts w:eastAsia="Times New Roman" w:cs="Times New Roman"/>
-          <w:sz w:val="24"/>
-          <w:szCs w:val="24"/>
-        </w:rPr>
-        <w:t xml:space="preserve"> </w:t>
-      </w:r>
-      <w:proofErr w:type="spellStart"/>
-      <w:r>
-        <w:rPr>
-          <w:rFonts w:eastAsia="Times New Roman" w:cs="Times New Roman"/>
-          <w:sz w:val="24"/>
-          <w:szCs w:val="24"/>
-        </w:rPr>
-        <w:t>terakhir</w:t>
-      </w:r>
-      <w:proofErr w:type="spellEnd"/>
-      <w:r>
-        <w:rPr>
-          <w:rFonts w:eastAsia="Times New Roman" w:cs="Times New Roman"/>
-          <w:sz w:val="24"/>
-          <w:szCs w:val="24"/>
-        </w:rPr>
-        <w:t xml:space="preserve"> </w:t>
-      </w:r>
-      <w:proofErr w:type="spellStart"/>
-      <w:r>
-        <w:rPr>
-          <w:rFonts w:eastAsia="Times New Roman" w:cs="Times New Roman"/>
-          <w:sz w:val="24"/>
-          <w:szCs w:val="24"/>
-        </w:rPr>
-        <w:t>satpam</w:t>
-      </w:r>
-      <w:proofErr w:type="spellEnd"/>
-      <w:r>
-        <w:rPr>
-          <w:rFonts w:eastAsia="Times New Roman" w:cs="Times New Roman"/>
-          <w:sz w:val="24"/>
-          <w:szCs w:val="24"/>
-        </w:rPr>
-        <w:t>.</w:t>
+        <w:t>Menampilkan status Di Dalam RTB atau Di Luar RTB berdasarkan validasi terakhir satpam.</w:t>
       </w:r>
     </w:p>
     <w:p>
@@ -704,17 +266,8 @@
           <w:rFonts w:ascii="Times New Roman" w:eastAsia="Times New Roman" w:hAnsi="Times New Roman" w:cs="Times New Roman"/>
           <w:szCs w:val="24"/>
         </w:rPr>
-        <w:t xml:space="preserve">Ajukan </w:t>
+        <w:t>Ajukan Izin</w:t>
       </w:r>
-      <w:proofErr w:type="spellStart"/>
-      <w:r>
-        <w:rPr>
-          <w:rFonts w:ascii="Times New Roman" w:eastAsia="Times New Roman" w:hAnsi="Times New Roman" w:cs="Times New Roman"/>
-          <w:szCs w:val="24"/>
-        </w:rPr>
-        <w:t>Izin</w:t>
-      </w:r>
-      <w:proofErr w:type="spellEnd"/>
     </w:p>
     <w:p>
       <w:pPr>
@@ -744,97 +297,15 @@
           <w:sz w:val="24"/>
           <w:szCs w:val="24"/>
         </w:rPr>
-        <w:t xml:space="preserve"> </w:t>
+        <w:t xml:space="preserve"> lengkap</w:t>
       </w:r>
-      <w:proofErr w:type="spellStart"/>
       <w:r>
         <w:rPr>
           <w:rFonts w:eastAsia="Times New Roman" w:cs="Times New Roman"/>
           <w:sz w:val="24"/>
           <w:szCs w:val="24"/>
         </w:rPr>
-        <w:t>lengkap</w:t>
-      </w:r>
-      <w:proofErr w:type="spellEnd"/>
-      <w:r>
-        <w:rPr>
-          <w:rFonts w:eastAsia="Times New Roman" w:cs="Times New Roman"/>
-          <w:sz w:val="24"/>
-          <w:szCs w:val="24"/>
-        </w:rPr>
-        <w:t xml:space="preserve">, </w:t>
-      </w:r>
-      <w:proofErr w:type="spellStart"/>
-      <w:r>
-        <w:rPr>
-          <w:rFonts w:eastAsia="Times New Roman" w:cs="Times New Roman"/>
-          <w:sz w:val="24"/>
-          <w:szCs w:val="24"/>
-        </w:rPr>
-        <w:t>kelas</w:t>
-      </w:r>
-      <w:proofErr w:type="spellEnd"/>
-      <w:r>
-        <w:rPr>
-          <w:rFonts w:eastAsia="Times New Roman" w:cs="Times New Roman"/>
-          <w:sz w:val="24"/>
-          <w:szCs w:val="24"/>
-        </w:rPr>
-        <w:t xml:space="preserve">, dan nomor kamar terisi otomatis </w:t>
-      </w:r>
-      <w:proofErr w:type="spellStart"/>
-      <w:r>
-        <w:rPr>
-          <w:rFonts w:eastAsia="Times New Roman" w:cs="Times New Roman"/>
-          <w:sz w:val="24"/>
-          <w:szCs w:val="24"/>
-        </w:rPr>
-        <w:t>dari</w:t>
-      </w:r>
-      <w:proofErr w:type="spellEnd"/>
-      <w:r>
-        <w:rPr>
-          <w:rFonts w:eastAsia="Times New Roman" w:cs="Times New Roman"/>
-          <w:sz w:val="24"/>
-          <w:szCs w:val="24"/>
-        </w:rPr>
-        <w:t xml:space="preserve"> data </w:t>
-      </w:r>
-      <w:proofErr w:type="spellStart"/>
-      <w:r>
-        <w:rPr>
-          <w:rFonts w:eastAsia="Times New Roman" w:cs="Times New Roman"/>
-          <w:sz w:val="24"/>
-          <w:szCs w:val="24"/>
-        </w:rPr>
-        <w:t>akun</w:t>
-      </w:r>
-      <w:proofErr w:type="spellEnd"/>
-      <w:r>
-        <w:rPr>
-          <w:rFonts w:eastAsia="Times New Roman" w:cs="Times New Roman"/>
-          <w:sz w:val="24"/>
-          <w:szCs w:val="24"/>
-        </w:rPr>
-        <w:t xml:space="preserve"> </w:t>
-      </w:r>
-      <w:proofErr w:type="spellStart"/>
-      <w:r>
-        <w:rPr>
-          <w:rFonts w:eastAsia="Times New Roman" w:cs="Times New Roman"/>
-          <w:sz w:val="24"/>
-          <w:szCs w:val="24"/>
-        </w:rPr>
-        <w:t>mahasiswa</w:t>
-      </w:r>
-      <w:proofErr w:type="spellEnd"/>
-      <w:r>
-        <w:rPr>
-          <w:rFonts w:eastAsia="Times New Roman" w:cs="Times New Roman"/>
-          <w:sz w:val="24"/>
-          <w:szCs w:val="24"/>
-        </w:rPr>
-        <w:t>.</w:t>
+        <w:t>, kelas, dan nomor kamar terisi otomatis dari data akun mahasiswa.</w:t>
       </w:r>
     </w:p>
     <w:p>
@@ -851,16 +322,14 @@
           <w:szCs w:val="24"/>
         </w:rPr>
       </w:pPr>
-      <w:proofErr w:type="spellStart"/>
       <w:r>
         <w:rPr>
           <w:rFonts w:eastAsia="Times New Roman" w:cs="Times New Roman"/>
           <w:sz w:val="24"/>
           <w:szCs w:val="24"/>
         </w:rPr>
-        <w:t>Mahasiswa</w:t>
+        <w:t>Mahasiswa mengisi jenis izin,</w:t>
       </w:r>
-      <w:proofErr w:type="spellEnd"/>
       <w:r>
         <w:rPr>
           <w:rFonts w:eastAsia="Times New Roman" w:cs="Times New Roman"/>
@@ -869,59 +338,13 @@
         </w:rPr>
         <w:t xml:space="preserve"> </w:t>
       </w:r>
-      <w:proofErr w:type="spellStart"/>
       <w:r>
         <w:rPr>
           <w:rFonts w:eastAsia="Times New Roman" w:cs="Times New Roman"/>
           <w:sz w:val="24"/>
           <w:szCs w:val="24"/>
         </w:rPr>
-        <w:t>mengisi</w:t>
-      </w:r>
-      <w:proofErr w:type="spellEnd"/>
-      <w:r>
-        <w:rPr>
-          <w:rFonts w:eastAsia="Times New Roman" w:cs="Times New Roman"/>
-          <w:sz w:val="24"/>
-          <w:szCs w:val="24"/>
-        </w:rPr>
-        <w:t xml:space="preserve"> </w:t>
-      </w:r>
-      <w:proofErr w:type="spellStart"/>
-      <w:r>
-        <w:rPr>
-          <w:rFonts w:eastAsia="Times New Roman" w:cs="Times New Roman"/>
-          <w:sz w:val="24"/>
-          <w:szCs w:val="24"/>
-        </w:rPr>
-        <w:t>jenis</w:t>
-      </w:r>
-      <w:proofErr w:type="spellEnd"/>
-      <w:r>
-        <w:rPr>
-          <w:rFonts w:eastAsia="Times New Roman" w:cs="Times New Roman"/>
-          <w:sz w:val="24"/>
-          <w:szCs w:val="24"/>
-        </w:rPr>
-        <w:t xml:space="preserve"> </w:t>
-      </w:r>
-      <w:proofErr w:type="spellStart"/>
-      <w:r>
-        <w:rPr>
-          <w:rFonts w:eastAsia="Times New Roman" w:cs="Times New Roman"/>
-          <w:sz w:val="24"/>
-          <w:szCs w:val="24"/>
-        </w:rPr>
-        <w:t>izin</w:t>
-      </w:r>
-      <w:proofErr w:type="spellEnd"/>
-      <w:r>
-        <w:rPr>
-          <w:rFonts w:eastAsia="Times New Roman" w:cs="Times New Roman"/>
-          <w:sz w:val="24"/>
-          <w:szCs w:val="24"/>
-        </w:rPr>
-        <w:t>,</w:t>
+        <w:t>tanggal</w:t>
       </w:r>
       <w:r>
         <w:rPr>
@@ -929,63 +352,16 @@
           <w:sz w:val="24"/>
           <w:szCs w:val="24"/>
         </w:rPr>
-        <w:t xml:space="preserve"> </w:t>
+        <w:t xml:space="preserve"> keluar</w:t>
       </w:r>
-      <w:proofErr w:type="spellStart"/>
       <w:r>
         <w:rPr>
           <w:rFonts w:eastAsia="Times New Roman" w:cs="Times New Roman"/>
           <w:sz w:val="24"/>
           <w:szCs w:val="24"/>
         </w:rPr>
-        <w:t>tanggal</w:t>
+        <w:t xml:space="preserve">, jam keluar, dan </w:t>
       </w:r>
-      <w:proofErr w:type="spellEnd"/>
-      <w:r>
-        <w:rPr>
-          <w:rFonts w:eastAsia="Times New Roman" w:cs="Times New Roman"/>
-          <w:sz w:val="24"/>
-          <w:szCs w:val="24"/>
-        </w:rPr>
-        <w:t xml:space="preserve"> </w:t>
-      </w:r>
-      <w:proofErr w:type="spellStart"/>
-      <w:r>
-        <w:rPr>
-          <w:rFonts w:eastAsia="Times New Roman" w:cs="Times New Roman"/>
-          <w:sz w:val="24"/>
-          <w:szCs w:val="24"/>
-        </w:rPr>
-        <w:t>keluar</w:t>
-      </w:r>
-      <w:proofErr w:type="spellEnd"/>
-      <w:r>
-        <w:rPr>
-          <w:rFonts w:eastAsia="Times New Roman" w:cs="Times New Roman"/>
-          <w:sz w:val="24"/>
-          <w:szCs w:val="24"/>
-        </w:rPr>
-        <w:t xml:space="preserve">, jam </w:t>
-      </w:r>
-      <w:proofErr w:type="spellStart"/>
-      <w:r>
-        <w:rPr>
-          <w:rFonts w:eastAsia="Times New Roman" w:cs="Times New Roman"/>
-          <w:sz w:val="24"/>
-          <w:szCs w:val="24"/>
-        </w:rPr>
-        <w:t>keluar</w:t>
-      </w:r>
-      <w:proofErr w:type="spellEnd"/>
-      <w:r>
-        <w:rPr>
-          <w:rFonts w:eastAsia="Times New Roman" w:cs="Times New Roman"/>
-          <w:sz w:val="24"/>
-          <w:szCs w:val="24"/>
-        </w:rPr>
-        <w:t xml:space="preserve">, dan </w:t>
-      </w:r>
-      <w:proofErr w:type="spellStart"/>
       <w:r>
         <w:rPr>
           <w:rFonts w:eastAsia="Times New Roman" w:cs="Times New Roman"/>
@@ -994,7 +370,6 @@
         </w:rPr>
         <w:t>keterangan</w:t>
       </w:r>
-      <w:proofErr w:type="spellEnd"/>
       <w:r>
         <w:rPr>
           <w:rFonts w:eastAsia="Times New Roman" w:cs="Times New Roman"/>
@@ -1047,7 +422,7 @@
           <w:sz w:val="24"/>
           <w:szCs w:val="24"/>
         </w:rPr>
-        <w:t>Pengajuan dapat dibatalkan selama belum diproses oleh satpam.</w:t>
+        <w:t>Mahasiswa hanya dapat mengajukan izin ditanggal saat itu juga, tidak bisa tanggal kemarin maupun tanggal keesokannya.</w:t>
       </w:r>
     </w:p>
     <w:p>
@@ -1070,6 +445,29 @@
           <w:sz w:val="24"/>
           <w:szCs w:val="24"/>
         </w:rPr>
+        <w:t>Pengajuan dapat dibatalkan selama belum diproses oleh satpam.</w:t>
+      </w:r>
+    </w:p>
+    <w:p>
+      <w:pPr>
+        <w:pStyle w:val="ListBullet"/>
+        <w:numPr>
+          <w:ilvl w:val="0"/>
+          <w:numId w:val="12"/>
+        </w:numPr>
+        <w:ind w:left="1620"/>
+        <w:rPr>
+          <w:rFonts w:cs="Times New Roman"/>
+          <w:sz w:val="24"/>
+          <w:szCs w:val="24"/>
+        </w:rPr>
+      </w:pPr>
+      <w:r>
+        <w:rPr>
+          <w:rFonts w:eastAsia="Times New Roman" w:cs="Times New Roman"/>
+          <w:sz w:val="24"/>
+          <w:szCs w:val="24"/>
+        </w:rPr>
         <w:t>Saat kembali ke RTB, mahasiswa mengajukan konfirmasi masuk dan memperoleh kode masuk baru.</w:t>
       </w:r>
     </w:p>
@@ -1110,61 +508,7 @@
           <w:sz w:val="24"/>
           <w:szCs w:val="24"/>
         </w:rPr>
-        <w:t xml:space="preserve">Menampilkan seluruh riwayat keluar-masuk milik </w:t>
-      </w:r>
-      <w:proofErr w:type="spellStart"/>
-      <w:r>
-        <w:rPr>
-          <w:rFonts w:eastAsia="Times New Roman" w:cs="Times New Roman"/>
-          <w:sz w:val="24"/>
-          <w:szCs w:val="24"/>
-        </w:rPr>
-        <w:t>mahasiswa</w:t>
-      </w:r>
-      <w:proofErr w:type="spellEnd"/>
-      <w:r>
-        <w:rPr>
-          <w:rFonts w:eastAsia="Times New Roman" w:cs="Times New Roman"/>
-          <w:sz w:val="24"/>
-          <w:szCs w:val="24"/>
-        </w:rPr>
-        <w:t xml:space="preserve"> yang </w:t>
-      </w:r>
-      <w:proofErr w:type="spellStart"/>
-      <w:r>
-        <w:rPr>
-          <w:rFonts w:eastAsia="Times New Roman" w:cs="Times New Roman"/>
-          <w:sz w:val="24"/>
-          <w:szCs w:val="24"/>
-        </w:rPr>
-        <w:t>sedang</w:t>
-      </w:r>
-      <w:proofErr w:type="spellEnd"/>
-      <w:r>
-        <w:rPr>
-          <w:rFonts w:eastAsia="Times New Roman" w:cs="Times New Roman"/>
-          <w:sz w:val="24"/>
-          <w:szCs w:val="24"/>
-        </w:rPr>
-        <w:t xml:space="preserve"> </w:t>
-      </w:r>
-      <w:proofErr w:type="spellStart"/>
-      <w:r>
-        <w:rPr>
-          <w:rFonts w:eastAsia="Times New Roman" w:cs="Times New Roman"/>
-          <w:sz w:val="24"/>
-          <w:szCs w:val="24"/>
-        </w:rPr>
-        <w:t>masuk</w:t>
-      </w:r>
-      <w:proofErr w:type="spellEnd"/>
-      <w:r>
-        <w:rPr>
-          <w:rFonts w:eastAsia="Times New Roman" w:cs="Times New Roman"/>
-          <w:sz w:val="24"/>
-          <w:szCs w:val="24"/>
-        </w:rPr>
-        <w:t>.</w:t>
+        <w:t>Menampilkan seluruh riwayat keluar-masuk milik mahasiswa yang sedang masuk.</w:t>
       </w:r>
     </w:p>
     <w:p>
@@ -1181,259 +525,46 @@
           <w:szCs w:val="24"/>
         </w:rPr>
       </w:pPr>
-      <w:proofErr w:type="spellStart"/>
       <w:r>
         <w:rPr>
           <w:rFonts w:eastAsia="Times New Roman" w:cs="Times New Roman"/>
           <w:sz w:val="24"/>
           <w:szCs w:val="24"/>
         </w:rPr>
-        <w:t>Informasi</w:t>
+        <w:t xml:space="preserve">Informasi meliputi tanggal, </w:t>
       </w:r>
-      <w:proofErr w:type="spellEnd"/>
       <w:r>
         <w:rPr>
           <w:rFonts w:eastAsia="Times New Roman" w:cs="Times New Roman"/>
           <w:sz w:val="24"/>
           <w:szCs w:val="24"/>
         </w:rPr>
-        <w:t xml:space="preserve"> </w:t>
+        <w:t xml:space="preserve">keterangan, </w:t>
       </w:r>
-      <w:proofErr w:type="spellStart"/>
       <w:r>
         <w:rPr>
           <w:rFonts w:eastAsia="Times New Roman" w:cs="Times New Roman"/>
           <w:sz w:val="24"/>
           <w:szCs w:val="24"/>
         </w:rPr>
-        <w:t>meliputi</w:t>
+        <w:t>jenis izin, waktu keluar, waktu kembali, dan status izin</w:t>
       </w:r>
-      <w:proofErr w:type="spellEnd"/>
       <w:r>
         <w:rPr>
           <w:rFonts w:eastAsia="Times New Roman" w:cs="Times New Roman"/>
           <w:sz w:val="24"/>
           <w:szCs w:val="24"/>
         </w:rPr>
-        <w:t xml:space="preserve"> </w:t>
+        <w:t xml:space="preserve"> (menunggu keluar, </w:t>
       </w:r>
-      <w:proofErr w:type="spellStart"/>
       <w:r>
         <w:rPr>
           <w:rFonts w:eastAsia="Times New Roman" w:cs="Times New Roman"/>
           <w:sz w:val="24"/>
           <w:szCs w:val="24"/>
         </w:rPr>
-        <w:t>tanggal</w:t>
+        <w:t xml:space="preserve">sedang diluar, dibatalkan, </w:t>
       </w:r>
-      <w:proofErr w:type="spellEnd"/>
-      <w:r>
-        <w:rPr>
-          <w:rFonts w:eastAsia="Times New Roman" w:cs="Times New Roman"/>
-          <w:sz w:val="24"/>
-          <w:szCs w:val="24"/>
-        </w:rPr>
-        <w:t xml:space="preserve">, </w:t>
-      </w:r>
-      <w:proofErr w:type="spellStart"/>
-      <w:r>
-        <w:rPr>
-          <w:rFonts w:eastAsia="Times New Roman" w:cs="Times New Roman"/>
-          <w:sz w:val="24"/>
-          <w:szCs w:val="24"/>
-        </w:rPr>
-        <w:t>keterangan</w:t>
-      </w:r>
-      <w:proofErr w:type="spellEnd"/>
-      <w:r>
-        <w:rPr>
-          <w:rFonts w:eastAsia="Times New Roman" w:cs="Times New Roman"/>
-          <w:sz w:val="24"/>
-          <w:szCs w:val="24"/>
-        </w:rPr>
-        <w:t xml:space="preserve">, </w:t>
-      </w:r>
-      <w:proofErr w:type="spellStart"/>
-      <w:r>
-        <w:rPr>
-          <w:rFonts w:eastAsia="Times New Roman" w:cs="Times New Roman"/>
-          <w:sz w:val="24"/>
-          <w:szCs w:val="24"/>
-        </w:rPr>
-        <w:t>jenis</w:t>
-      </w:r>
-      <w:proofErr w:type="spellEnd"/>
-      <w:r>
-        <w:rPr>
-          <w:rFonts w:eastAsia="Times New Roman" w:cs="Times New Roman"/>
-          <w:sz w:val="24"/>
-          <w:szCs w:val="24"/>
-        </w:rPr>
-        <w:t xml:space="preserve"> </w:t>
-      </w:r>
-      <w:proofErr w:type="spellStart"/>
-      <w:r>
-        <w:rPr>
-          <w:rFonts w:eastAsia="Times New Roman" w:cs="Times New Roman"/>
-          <w:sz w:val="24"/>
-          <w:szCs w:val="24"/>
-        </w:rPr>
-        <w:t>izin</w:t>
-      </w:r>
-      <w:proofErr w:type="spellEnd"/>
-      <w:r>
-        <w:rPr>
-          <w:rFonts w:eastAsia="Times New Roman" w:cs="Times New Roman"/>
-          <w:sz w:val="24"/>
-          <w:szCs w:val="24"/>
-        </w:rPr>
-        <w:t xml:space="preserve">, </w:t>
-      </w:r>
-      <w:proofErr w:type="spellStart"/>
-      <w:r>
-        <w:rPr>
-          <w:rFonts w:eastAsia="Times New Roman" w:cs="Times New Roman"/>
-          <w:sz w:val="24"/>
-          <w:szCs w:val="24"/>
-        </w:rPr>
-        <w:t>waktu</w:t>
-      </w:r>
-      <w:proofErr w:type="spellEnd"/>
-      <w:r>
-        <w:rPr>
-          <w:rFonts w:eastAsia="Times New Roman" w:cs="Times New Roman"/>
-          <w:sz w:val="24"/>
-          <w:szCs w:val="24"/>
-        </w:rPr>
-        <w:t xml:space="preserve"> keluar, waktu </w:t>
-      </w:r>
-      <w:proofErr w:type="spellStart"/>
-      <w:r>
-        <w:rPr>
-          <w:rFonts w:eastAsia="Times New Roman" w:cs="Times New Roman"/>
-          <w:sz w:val="24"/>
-          <w:szCs w:val="24"/>
-        </w:rPr>
-        <w:t>kembali</w:t>
-      </w:r>
-      <w:proofErr w:type="spellEnd"/>
-      <w:r>
-        <w:rPr>
-          <w:rFonts w:eastAsia="Times New Roman" w:cs="Times New Roman"/>
-          <w:sz w:val="24"/>
-          <w:szCs w:val="24"/>
-        </w:rPr>
-        <w:t xml:space="preserve">, dan status </w:t>
-      </w:r>
-      <w:proofErr w:type="spellStart"/>
-      <w:r>
-        <w:rPr>
-          <w:rFonts w:eastAsia="Times New Roman" w:cs="Times New Roman"/>
-          <w:sz w:val="24"/>
-          <w:szCs w:val="24"/>
-        </w:rPr>
-        <w:t>izin</w:t>
-      </w:r>
-      <w:proofErr w:type="spellEnd"/>
-      <w:r>
-        <w:rPr>
-          <w:rFonts w:eastAsia="Times New Roman" w:cs="Times New Roman"/>
-          <w:sz w:val="24"/>
-          <w:szCs w:val="24"/>
-        </w:rPr>
-        <w:t xml:space="preserve"> (</w:t>
-      </w:r>
-      <w:proofErr w:type="spellStart"/>
-      <w:r>
-        <w:rPr>
-          <w:rFonts w:eastAsia="Times New Roman" w:cs="Times New Roman"/>
-          <w:sz w:val="24"/>
-          <w:szCs w:val="24"/>
-        </w:rPr>
-        <w:t>menunggu</w:t>
-      </w:r>
-      <w:proofErr w:type="spellEnd"/>
-      <w:r>
-        <w:rPr>
-          <w:rFonts w:eastAsia="Times New Roman" w:cs="Times New Roman"/>
-          <w:sz w:val="24"/>
-          <w:szCs w:val="24"/>
-        </w:rPr>
-        <w:t xml:space="preserve"> </w:t>
-      </w:r>
-      <w:proofErr w:type="spellStart"/>
-      <w:r>
-        <w:rPr>
-          <w:rFonts w:eastAsia="Times New Roman" w:cs="Times New Roman"/>
-          <w:sz w:val="24"/>
-          <w:szCs w:val="24"/>
-        </w:rPr>
-        <w:t>keluar</w:t>
-      </w:r>
-      <w:proofErr w:type="spellEnd"/>
-      <w:r>
-        <w:rPr>
-          <w:rFonts w:eastAsia="Times New Roman" w:cs="Times New Roman"/>
-          <w:sz w:val="24"/>
-          <w:szCs w:val="24"/>
-        </w:rPr>
-        <w:t xml:space="preserve">, </w:t>
-      </w:r>
-      <w:proofErr w:type="spellStart"/>
-      <w:r>
-        <w:rPr>
-          <w:rFonts w:eastAsia="Times New Roman" w:cs="Times New Roman"/>
-          <w:sz w:val="24"/>
-          <w:szCs w:val="24"/>
-        </w:rPr>
-        <w:t>sedang</w:t>
-      </w:r>
-      <w:proofErr w:type="spellEnd"/>
-      <w:r>
-        <w:rPr>
-          <w:rFonts w:eastAsia="Times New Roman" w:cs="Times New Roman"/>
-          <w:sz w:val="24"/>
-          <w:szCs w:val="24"/>
-        </w:rPr>
-        <w:t xml:space="preserve"> </w:t>
-      </w:r>
-      <w:proofErr w:type="spellStart"/>
-      <w:r>
-        <w:rPr>
-          <w:rFonts w:eastAsia="Times New Roman" w:cs="Times New Roman"/>
-          <w:sz w:val="24"/>
-          <w:szCs w:val="24"/>
-        </w:rPr>
-        <w:t>diluar</w:t>
-      </w:r>
-      <w:proofErr w:type="spellEnd"/>
-      <w:r>
-        <w:rPr>
-          <w:rFonts w:eastAsia="Times New Roman" w:cs="Times New Roman"/>
-          <w:sz w:val="24"/>
-          <w:szCs w:val="24"/>
-        </w:rPr>
-        <w:t xml:space="preserve">, </w:t>
-      </w:r>
-      <w:proofErr w:type="spellStart"/>
-      <w:r>
-        <w:rPr>
-          <w:rFonts w:eastAsia="Times New Roman" w:cs="Times New Roman"/>
-          <w:sz w:val="24"/>
-          <w:szCs w:val="24"/>
-        </w:rPr>
-        <w:t>dibatalkan</w:t>
-      </w:r>
-      <w:proofErr w:type="spellEnd"/>
-      <w:r>
-        <w:rPr>
-          <w:rFonts w:eastAsia="Times New Roman" w:cs="Times New Roman"/>
-          <w:sz w:val="24"/>
-          <w:szCs w:val="24"/>
-        </w:rPr>
-        <w:t xml:space="preserve">, </w:t>
-      </w:r>
-      <w:proofErr w:type="spellStart"/>
       <w:r>
         <w:rPr>
           <w:rFonts w:eastAsia="Times New Roman" w:cs="Times New Roman"/>
@@ -1448,16 +579,7 @@
           <w:sz w:val="24"/>
           <w:szCs w:val="24"/>
         </w:rPr>
-        <w:t>sai</w:t>
-      </w:r>
-      <w:proofErr w:type="spellEnd"/>
-      <w:r>
-        <w:rPr>
-          <w:rFonts w:eastAsia="Times New Roman" w:cs="Times New Roman"/>
-          <w:sz w:val="24"/>
-          <w:szCs w:val="24"/>
-        </w:rPr>
-        <w:t>)</w:t>
+        <w:t>sai)</w:t>
       </w:r>
       <w:r>
         <w:rPr>
@@ -1477,37 +599,12 @@
           <w:szCs w:val="24"/>
         </w:rPr>
       </w:pPr>
-      <w:proofErr w:type="spellStart"/>
       <w:r>
         <w:rPr>
           <w:rFonts w:ascii="Times New Roman" w:eastAsia="Times New Roman" w:hAnsi="Times New Roman" w:cs="Times New Roman"/>
           <w:szCs w:val="24"/>
         </w:rPr>
-        <w:t>Profil</w:t>
-      </w:r>
-      <w:proofErr w:type="spellEnd"/>
-      <w:r>
-        <w:rPr>
-          <w:rFonts w:ascii="Times New Roman" w:eastAsia="Times New Roman" w:hAnsi="Times New Roman" w:cs="Times New Roman"/>
-          <w:szCs w:val="24"/>
-        </w:rPr>
-        <w:t xml:space="preserve"> dan </w:t>
-      </w:r>
-      <w:proofErr w:type="spellStart"/>
-      <w:r>
-        <w:rPr>
-          <w:rFonts w:ascii="Times New Roman" w:eastAsia="Times New Roman" w:hAnsi="Times New Roman" w:cs="Times New Roman"/>
-          <w:szCs w:val="24"/>
-        </w:rPr>
-        <w:t>aturan</w:t>
-      </w:r>
-      <w:proofErr w:type="spellEnd"/>
-      <w:r>
-        <w:rPr>
-          <w:rFonts w:ascii="Times New Roman" w:eastAsia="Times New Roman" w:hAnsi="Times New Roman" w:cs="Times New Roman"/>
-          <w:szCs w:val="24"/>
-        </w:rPr>
-        <w:t xml:space="preserve"> </w:t>
+        <w:t xml:space="preserve">Profil dan aturan </w:t>
       </w:r>
     </w:p>
     <w:p>
@@ -1530,61 +627,7 @@
           <w:sz w:val="24"/>
           <w:szCs w:val="24"/>
         </w:rPr>
-        <w:t xml:space="preserve">Nama, ID BCA, kelas, dan jenis kelamin hanya </w:t>
-      </w:r>
-      <w:proofErr w:type="spellStart"/>
-      <w:r>
-        <w:rPr>
-          <w:rFonts w:eastAsia="Times New Roman" w:cs="Times New Roman"/>
-          <w:sz w:val="24"/>
-          <w:szCs w:val="24"/>
-        </w:rPr>
-        <w:t>dapat</w:t>
-      </w:r>
-      <w:proofErr w:type="spellEnd"/>
-      <w:r>
-        <w:rPr>
-          <w:rFonts w:eastAsia="Times New Roman" w:cs="Times New Roman"/>
-          <w:sz w:val="24"/>
-          <w:szCs w:val="24"/>
-        </w:rPr>
-        <w:t xml:space="preserve"> </w:t>
-      </w:r>
-      <w:proofErr w:type="spellStart"/>
-      <w:r>
-        <w:rPr>
-          <w:rFonts w:eastAsia="Times New Roman" w:cs="Times New Roman"/>
-          <w:sz w:val="24"/>
-          <w:szCs w:val="24"/>
-        </w:rPr>
-        <w:t>diubah</w:t>
-      </w:r>
-      <w:proofErr w:type="spellEnd"/>
-      <w:r>
-        <w:rPr>
-          <w:rFonts w:eastAsia="Times New Roman" w:cs="Times New Roman"/>
-          <w:sz w:val="24"/>
-          <w:szCs w:val="24"/>
-        </w:rPr>
-        <w:t xml:space="preserve"> oleh </w:t>
-      </w:r>
-      <w:proofErr w:type="spellStart"/>
-      <w:r>
-        <w:rPr>
-          <w:rFonts w:eastAsia="Times New Roman" w:cs="Times New Roman"/>
-          <w:sz w:val="24"/>
-          <w:szCs w:val="24"/>
-        </w:rPr>
-        <w:t>Pengelola</w:t>
-      </w:r>
-      <w:proofErr w:type="spellEnd"/>
-      <w:r>
-        <w:rPr>
-          <w:rFonts w:eastAsia="Times New Roman" w:cs="Times New Roman"/>
-          <w:sz w:val="24"/>
-          <w:szCs w:val="24"/>
-        </w:rPr>
-        <w:t>.</w:t>
+        <w:t>Nama, ID BCA, kelas, dan jenis kelamin hanya dapat diubah oleh Pengelola.</w:t>
       </w:r>
     </w:p>
     <w:p>
@@ -1630,61 +673,7 @@
           <w:sz w:val="24"/>
           <w:szCs w:val="24"/>
         </w:rPr>
-        <w:t xml:space="preserve">Format kamar memakai </w:t>
-      </w:r>
-      <w:proofErr w:type="spellStart"/>
-      <w:r>
-        <w:rPr>
-          <w:rFonts w:eastAsia="Times New Roman" w:cs="Times New Roman"/>
-          <w:sz w:val="24"/>
-          <w:szCs w:val="24"/>
-        </w:rPr>
-        <w:t>tanda</w:t>
-      </w:r>
-      <w:proofErr w:type="spellEnd"/>
-      <w:r>
-        <w:rPr>
-          <w:rFonts w:eastAsia="Times New Roman" w:cs="Times New Roman"/>
-          <w:sz w:val="24"/>
-          <w:szCs w:val="24"/>
-        </w:rPr>
-        <w:t xml:space="preserve"> </w:t>
-      </w:r>
-      <w:proofErr w:type="spellStart"/>
-      <w:r>
-        <w:rPr>
-          <w:rFonts w:eastAsia="Times New Roman" w:cs="Times New Roman"/>
-          <w:sz w:val="24"/>
-          <w:szCs w:val="24"/>
-        </w:rPr>
-        <w:t>hubung</w:t>
-      </w:r>
-      <w:proofErr w:type="spellEnd"/>
-      <w:r>
-        <w:rPr>
-          <w:rFonts w:eastAsia="Times New Roman" w:cs="Times New Roman"/>
-          <w:sz w:val="24"/>
-          <w:szCs w:val="24"/>
-        </w:rPr>
-        <w:t xml:space="preserve">, </w:t>
-      </w:r>
-      <w:proofErr w:type="spellStart"/>
-      <w:r>
-        <w:rPr>
-          <w:rFonts w:eastAsia="Times New Roman" w:cs="Times New Roman"/>
-          <w:sz w:val="24"/>
-          <w:szCs w:val="24"/>
-        </w:rPr>
-        <w:t>misalnya</w:t>
-      </w:r>
-      <w:proofErr w:type="spellEnd"/>
-      <w:r>
-        <w:rPr>
-          <w:rFonts w:eastAsia="Times New Roman" w:cs="Times New Roman"/>
-          <w:sz w:val="24"/>
-          <w:szCs w:val="24"/>
-        </w:rPr>
-        <w:t xml:space="preserve"> A1-28</w:t>
+        <w:t>Format kamar memakai tanda hubung, misalnya A1-28</w:t>
       </w:r>
       <w:r>
         <w:rPr>
@@ -1700,25 +689,7 @@
           <w:sz w:val="24"/>
           <w:szCs w:val="24"/>
         </w:rPr>
-        <w:t xml:space="preserve">A1 </w:t>
-      </w:r>
-      <w:proofErr w:type="spellStart"/>
-      <w:r>
-        <w:rPr>
-          <w:rFonts w:eastAsia="Times New Roman" w:cs="Times New Roman"/>
-          <w:sz w:val="24"/>
-          <w:szCs w:val="24"/>
-        </w:rPr>
-        <w:t>menunjukkan</w:t>
-      </w:r>
-      <w:proofErr w:type="spellEnd"/>
-      <w:r>
-        <w:rPr>
-          <w:rFonts w:eastAsia="Times New Roman" w:cs="Times New Roman"/>
-          <w:sz w:val="24"/>
-          <w:szCs w:val="24"/>
-        </w:rPr>
-        <w:t xml:space="preserve"> wing dan 28 nomor kamar.</w:t>
+        <w:t>A1 menunjukkan wing dan 28 nomor kamar.</w:t>
       </w:r>
     </w:p>
     <w:p>
@@ -1764,43 +735,7 @@
           <w:sz w:val="24"/>
           <w:szCs w:val="24"/>
         </w:rPr>
-        <w:t xml:space="preserve">Jika wing tidak sesuai, perubahan ditolak dan data </w:t>
-      </w:r>
-      <w:proofErr w:type="spellStart"/>
-      <w:r>
-        <w:rPr>
-          <w:rFonts w:eastAsia="Times New Roman" w:cs="Times New Roman"/>
-          <w:sz w:val="24"/>
-          <w:szCs w:val="24"/>
-        </w:rPr>
-        <w:t>tidak</w:t>
-      </w:r>
-      <w:proofErr w:type="spellEnd"/>
-      <w:r>
-        <w:rPr>
-          <w:rFonts w:eastAsia="Times New Roman" w:cs="Times New Roman"/>
-          <w:sz w:val="24"/>
-          <w:szCs w:val="24"/>
-        </w:rPr>
-        <w:t xml:space="preserve"> </w:t>
-      </w:r>
-      <w:proofErr w:type="spellStart"/>
-      <w:r>
-        <w:rPr>
-          <w:rFonts w:eastAsia="Times New Roman" w:cs="Times New Roman"/>
-          <w:sz w:val="24"/>
-          <w:szCs w:val="24"/>
-        </w:rPr>
-        <w:t>disimpan</w:t>
-      </w:r>
-      <w:proofErr w:type="spellEnd"/>
-      <w:r>
-        <w:rPr>
-          <w:rFonts w:eastAsia="Times New Roman" w:cs="Times New Roman"/>
-          <w:sz w:val="24"/>
-          <w:szCs w:val="24"/>
-        </w:rPr>
-        <w:t>.</w:t>
+        <w:t>Jika wing tidak sesuai, perubahan ditolak dan data tidak disimpan.</w:t>
       </w:r>
     </w:p>
     <w:p>
@@ -1823,97 +758,8 @@
           <w:sz w:val="24"/>
           <w:szCs w:val="24"/>
         </w:rPr>
-        <w:t xml:space="preserve">Password </w:t>
-      </w:r>
-      <w:proofErr w:type="spellStart"/>
-      <w:r>
-        <w:rPr>
-          <w:rFonts w:eastAsia="Times New Roman" w:cs="Times New Roman"/>
-          <w:sz w:val="24"/>
-          <w:szCs w:val="24"/>
-        </w:rPr>
-        <w:t>mahasiswa</w:t>
-      </w:r>
-      <w:proofErr w:type="spellEnd"/>
-      <w:r>
-        <w:rPr>
-          <w:rFonts w:eastAsia="Times New Roman" w:cs="Times New Roman"/>
-          <w:sz w:val="24"/>
-          <w:szCs w:val="24"/>
-        </w:rPr>
-        <w:t xml:space="preserve"> </w:t>
-      </w:r>
-      <w:proofErr w:type="spellStart"/>
-      <w:r>
-        <w:rPr>
-          <w:rFonts w:eastAsia="Times New Roman" w:cs="Times New Roman"/>
-          <w:sz w:val="24"/>
-          <w:szCs w:val="24"/>
-        </w:rPr>
-        <w:t>hanya</w:t>
-      </w:r>
-      <w:proofErr w:type="spellEnd"/>
-      <w:r>
-        <w:rPr>
-          <w:rFonts w:eastAsia="Times New Roman" w:cs="Times New Roman"/>
-          <w:sz w:val="24"/>
-          <w:szCs w:val="24"/>
-        </w:rPr>
-        <w:t xml:space="preserve"> </w:t>
-      </w:r>
-      <w:proofErr w:type="spellStart"/>
-      <w:r>
-        <w:rPr>
-          <w:rFonts w:eastAsia="Times New Roman" w:cs="Times New Roman"/>
-          <w:sz w:val="24"/>
-          <w:szCs w:val="24"/>
-        </w:rPr>
-        <w:t>dapat</w:t>
-      </w:r>
-      <w:proofErr w:type="spellEnd"/>
-      <w:r>
-        <w:rPr>
-          <w:rFonts w:eastAsia="Times New Roman" w:cs="Times New Roman"/>
-          <w:sz w:val="24"/>
-          <w:szCs w:val="24"/>
-        </w:rPr>
-        <w:t xml:space="preserve"> </w:t>
-      </w:r>
-      <w:proofErr w:type="spellStart"/>
-      <w:r>
-        <w:rPr>
-          <w:rFonts w:eastAsia="Times New Roman" w:cs="Times New Roman"/>
-          <w:sz w:val="24"/>
-          <w:szCs w:val="24"/>
-        </w:rPr>
-        <w:t>dirubah</w:t>
-      </w:r>
-      <w:proofErr w:type="spellEnd"/>
-      <w:r>
-        <w:rPr>
-          <w:rFonts w:eastAsia="Times New Roman" w:cs="Times New Roman"/>
-          <w:sz w:val="24"/>
-          <w:szCs w:val="24"/>
-        </w:rPr>
-        <w:t xml:space="preserve"> Ketika </w:t>
-      </w:r>
-      <w:proofErr w:type="spellStart"/>
-      <w:r>
-        <w:rPr>
-          <w:rFonts w:eastAsia="Times New Roman" w:cs="Times New Roman"/>
-          <w:sz w:val="24"/>
-          <w:szCs w:val="24"/>
-        </w:rPr>
-        <w:t>pertama</w:t>
-      </w:r>
-      <w:proofErr w:type="spellEnd"/>
-      <w:r>
-        <w:rPr>
-          <w:rFonts w:eastAsia="Times New Roman" w:cs="Times New Roman"/>
-          <w:sz w:val="24"/>
-          <w:szCs w:val="24"/>
-        </w:rPr>
-        <w:t xml:space="preserve"> kali login.</w:t>
+        <w:lastRenderedPageBreak/>
+        <w:t>Password mahasiswa hanya dapat dirubah Ketika pertama kali login.</w:t>
       </w:r>
     </w:p>
     <w:tbl>
@@ -1973,21 +819,8 @@
                 <w:sz w:val="24"/>
                 <w:szCs w:val="24"/>
               </w:rPr>
-              <w:lastRenderedPageBreak/>
-              <w:t xml:space="preserve">Jenis </w:t>
+              <w:t>Jenis kelamin</w:t>
             </w:r>
-            <w:proofErr w:type="spellStart"/>
-            <w:r>
-              <w:rPr>
-                <w:rFonts w:eastAsia="Times New Roman" w:cs="Times New Roman"/>
-                <w:b/>
-                <w:color w:val="FFFFFF"/>
-                <w:sz w:val="24"/>
-                <w:szCs w:val="24"/>
-              </w:rPr>
-              <w:t>kelamin</w:t>
-            </w:r>
-            <w:proofErr w:type="spellEnd"/>
           </w:p>
         </w:tc>
         <w:tc>
@@ -2158,18 +991,8 @@
                 <w:sz w:val="24"/>
                 <w:szCs w:val="24"/>
               </w:rPr>
-              <w:t xml:space="preserve">6 </w:t>
+              <w:t>6 wing</w:t>
             </w:r>
-            <w:proofErr w:type="gramStart"/>
-            <w:r>
-              <w:rPr>
-                <w:rFonts w:eastAsia="Times New Roman" w:cs="Times New Roman"/>
-                <w:sz w:val="24"/>
-                <w:szCs w:val="24"/>
-              </w:rPr>
-              <w:t>wing</w:t>
-            </w:r>
-            <w:proofErr w:type="gramEnd"/>
           </w:p>
         </w:tc>
       </w:tr>
@@ -2273,18 +1096,8 @@
                 <w:sz w:val="24"/>
                 <w:szCs w:val="24"/>
               </w:rPr>
-              <w:t xml:space="preserve">4 </w:t>
+              <w:t>4 wing</w:t>
             </w:r>
-            <w:proofErr w:type="gramStart"/>
-            <w:r>
-              <w:rPr>
-                <w:rFonts w:eastAsia="Times New Roman" w:cs="Times New Roman"/>
-                <w:sz w:val="24"/>
-                <w:szCs w:val="24"/>
-              </w:rPr>
-              <w:t>wing</w:t>
-            </w:r>
-            <w:proofErr w:type="gramEnd"/>
           </w:p>
         </w:tc>
       </w:tr>
@@ -2309,7 +1122,6 @@
           <w:szCs w:val="24"/>
         </w:rPr>
       </w:pPr>
-      <w:proofErr w:type="spellStart"/>
       <w:r>
         <w:rPr>
           <w:rFonts w:ascii="Times New Roman" w:eastAsia="Times New Roman" w:hAnsi="Times New Roman" w:cs="Times New Roman"/>
@@ -2317,7 +1129,6 @@
         </w:rPr>
         <w:t>Notifikasi</w:t>
       </w:r>
-      <w:proofErr w:type="spellEnd"/>
     </w:p>
     <w:p>
       <w:pPr>
@@ -2339,79 +1150,7 @@
           <w:sz w:val="24"/>
           <w:szCs w:val="24"/>
         </w:rPr>
-        <w:t xml:space="preserve">Notifikasi dalam aplikasi diterima </w:t>
-      </w:r>
-      <w:proofErr w:type="spellStart"/>
-      <w:r>
-        <w:rPr>
-          <w:rFonts w:eastAsia="Times New Roman" w:cs="Times New Roman"/>
-          <w:sz w:val="24"/>
-          <w:szCs w:val="24"/>
-        </w:rPr>
-        <w:t>ketika</w:t>
-      </w:r>
-      <w:proofErr w:type="spellEnd"/>
-      <w:r>
-        <w:rPr>
-          <w:rFonts w:eastAsia="Times New Roman" w:cs="Times New Roman"/>
-          <w:sz w:val="24"/>
-          <w:szCs w:val="24"/>
-        </w:rPr>
-        <w:t xml:space="preserve"> </w:t>
-      </w:r>
-      <w:proofErr w:type="spellStart"/>
-      <w:r>
-        <w:rPr>
-          <w:rFonts w:eastAsia="Times New Roman" w:cs="Times New Roman"/>
-          <w:sz w:val="24"/>
-          <w:szCs w:val="24"/>
-        </w:rPr>
-        <w:t>Pengelola</w:t>
-      </w:r>
-      <w:proofErr w:type="spellEnd"/>
-      <w:r>
-        <w:rPr>
-          <w:rFonts w:eastAsia="Times New Roman" w:cs="Times New Roman"/>
-          <w:sz w:val="24"/>
-          <w:szCs w:val="24"/>
-        </w:rPr>
-        <w:t xml:space="preserve"> </w:t>
-      </w:r>
-      <w:proofErr w:type="spellStart"/>
-      <w:r>
-        <w:rPr>
-          <w:rFonts w:eastAsia="Times New Roman" w:cs="Times New Roman"/>
-          <w:sz w:val="24"/>
-          <w:szCs w:val="24"/>
-        </w:rPr>
-        <w:t>mengirim</w:t>
-      </w:r>
-      <w:proofErr w:type="spellEnd"/>
-      <w:r>
-        <w:rPr>
-          <w:rFonts w:eastAsia="Times New Roman" w:cs="Times New Roman"/>
-          <w:sz w:val="24"/>
-          <w:szCs w:val="24"/>
-        </w:rPr>
-        <w:t xml:space="preserve"> </w:t>
-      </w:r>
-      <w:proofErr w:type="spellStart"/>
-      <w:r>
-        <w:rPr>
-          <w:rFonts w:eastAsia="Times New Roman" w:cs="Times New Roman"/>
-          <w:sz w:val="24"/>
-          <w:szCs w:val="24"/>
-        </w:rPr>
-        <w:t>pengumuman</w:t>
-      </w:r>
-      <w:proofErr w:type="spellEnd"/>
-      <w:r>
-        <w:rPr>
-          <w:rFonts w:eastAsia="Times New Roman" w:cs="Times New Roman"/>
-          <w:sz w:val="24"/>
-          <w:szCs w:val="24"/>
-        </w:rPr>
-        <w:t>.</w:t>
+        <w:t>Notifikasi dalam aplikasi diterima ketika Pengelola mengirim pengumuman.</w:t>
       </w:r>
     </w:p>
     <w:p>
@@ -2434,72 +1173,8 @@
           <w:sz w:val="24"/>
           <w:szCs w:val="24"/>
         </w:rPr>
-        <w:t xml:space="preserve">Informasi juga dikirim melalui email ketika izin disetujui, </w:t>
+        <w:t>Informasi juga dikirim melalui email ketika izin disetujui, ditolak, atau dikonfirmasi masuk</w:t>
       </w:r>
-      <w:proofErr w:type="spellStart"/>
-      <w:r>
-        <w:rPr>
-          <w:rFonts w:eastAsia="Times New Roman" w:cs="Times New Roman"/>
-          <w:sz w:val="24"/>
-          <w:szCs w:val="24"/>
-        </w:rPr>
-        <w:t>ditolak</w:t>
-      </w:r>
-      <w:proofErr w:type="spellEnd"/>
-      <w:r>
-        <w:rPr>
-          <w:rFonts w:eastAsia="Times New Roman" w:cs="Times New Roman"/>
-          <w:sz w:val="24"/>
-          <w:szCs w:val="24"/>
-        </w:rPr>
-        <w:t xml:space="preserve">, </w:t>
-      </w:r>
-      <w:proofErr w:type="spellStart"/>
-      <w:r>
-        <w:rPr>
-          <w:rFonts w:eastAsia="Times New Roman" w:cs="Times New Roman"/>
-          <w:sz w:val="24"/>
-          <w:szCs w:val="24"/>
-        </w:rPr>
-        <w:t>atau</w:t>
-      </w:r>
-      <w:proofErr w:type="spellEnd"/>
-      <w:r>
-        <w:rPr>
-          <w:rFonts w:eastAsia="Times New Roman" w:cs="Times New Roman"/>
-          <w:sz w:val="24"/>
-          <w:szCs w:val="24"/>
-        </w:rPr>
-        <w:t xml:space="preserve"> </w:t>
-      </w:r>
-      <w:proofErr w:type="spellStart"/>
-      <w:r>
-        <w:rPr>
-          <w:rFonts w:eastAsia="Times New Roman" w:cs="Times New Roman"/>
-          <w:sz w:val="24"/>
-          <w:szCs w:val="24"/>
-        </w:rPr>
-        <w:t>dikonfirmasi</w:t>
-      </w:r>
-      <w:proofErr w:type="spellEnd"/>
-      <w:r>
-        <w:rPr>
-          <w:rFonts w:eastAsia="Times New Roman" w:cs="Times New Roman"/>
-          <w:sz w:val="24"/>
-          <w:szCs w:val="24"/>
-        </w:rPr>
-        <w:t xml:space="preserve"> </w:t>
-      </w:r>
-      <w:proofErr w:type="spellStart"/>
-      <w:r>
-        <w:rPr>
-          <w:rFonts w:eastAsia="Times New Roman" w:cs="Times New Roman"/>
-          <w:sz w:val="24"/>
-          <w:szCs w:val="24"/>
-        </w:rPr>
-        <w:t>masuk</w:t>
-      </w:r>
-      <w:proofErr w:type="spellEnd"/>
     </w:p>
     <w:p>
       <w:pPr>
@@ -2515,293 +1190,13 @@
           <w:szCs w:val="24"/>
         </w:rPr>
       </w:pPr>
-      <w:proofErr w:type="spellStart"/>
       <w:r>
         <w:rPr>
           <w:rFonts w:cs="Times New Roman"/>
           <w:sz w:val="24"/>
           <w:szCs w:val="24"/>
         </w:rPr>
-        <w:t>Perubahan</w:t>
-      </w:r>
-      <w:proofErr w:type="spellEnd"/>
-      <w:r>
-        <w:rPr>
-          <w:rFonts w:cs="Times New Roman"/>
-          <w:sz w:val="24"/>
-          <w:szCs w:val="24"/>
-        </w:rPr>
-        <w:t xml:space="preserve"> password Ketika </w:t>
-      </w:r>
-      <w:proofErr w:type="spellStart"/>
-      <w:r>
-        <w:rPr>
-          <w:rFonts w:cs="Times New Roman"/>
-          <w:sz w:val="24"/>
-          <w:szCs w:val="24"/>
-        </w:rPr>
-        <w:t>pertama</w:t>
-      </w:r>
-      <w:proofErr w:type="spellEnd"/>
-      <w:r>
-        <w:rPr>
-          <w:rFonts w:cs="Times New Roman"/>
-          <w:sz w:val="24"/>
-          <w:szCs w:val="24"/>
-        </w:rPr>
-        <w:t xml:space="preserve"> kali login di </w:t>
-      </w:r>
-      <w:proofErr w:type="spellStart"/>
-      <w:r>
-        <w:rPr>
-          <w:rFonts w:cs="Times New Roman"/>
-          <w:sz w:val="24"/>
-          <w:szCs w:val="24"/>
-        </w:rPr>
-        <w:t>infokan</w:t>
-      </w:r>
-      <w:proofErr w:type="spellEnd"/>
-      <w:r>
-        <w:rPr>
-          <w:rFonts w:cs="Times New Roman"/>
-          <w:sz w:val="24"/>
-          <w:szCs w:val="24"/>
-        </w:rPr>
-        <w:t xml:space="preserve"> Kembali juga </w:t>
-      </w:r>
-      <w:proofErr w:type="spellStart"/>
-      <w:r>
-        <w:rPr>
-          <w:rFonts w:cs="Times New Roman"/>
-          <w:sz w:val="24"/>
-          <w:szCs w:val="24"/>
-        </w:rPr>
-        <w:t>ke</w:t>
-      </w:r>
-      <w:proofErr w:type="spellEnd"/>
-      <w:r>
-        <w:rPr>
-          <w:rFonts w:cs="Times New Roman"/>
-          <w:sz w:val="24"/>
-          <w:szCs w:val="24"/>
-        </w:rPr>
-        <w:t xml:space="preserve"> email </w:t>
-      </w:r>
-      <w:proofErr w:type="spellStart"/>
-      <w:r>
-        <w:rPr>
-          <w:rFonts w:cs="Times New Roman"/>
-          <w:sz w:val="24"/>
-          <w:szCs w:val="24"/>
-        </w:rPr>
-        <w:t>pengguna</w:t>
-      </w:r>
-      <w:proofErr w:type="spellEnd"/>
-      <w:r>
-        <w:rPr>
-          <w:rFonts w:cs="Times New Roman"/>
-          <w:sz w:val="24"/>
-          <w:szCs w:val="24"/>
-        </w:rPr>
-        <w:t xml:space="preserve">, </w:t>
-      </w:r>
-      <w:proofErr w:type="spellStart"/>
-      <w:r>
-        <w:rPr>
-          <w:rFonts w:cs="Times New Roman"/>
-          <w:sz w:val="24"/>
-          <w:szCs w:val="24"/>
-        </w:rPr>
-        <w:t>supaya</w:t>
-      </w:r>
-      <w:proofErr w:type="spellEnd"/>
-      <w:r>
-        <w:rPr>
-          <w:rFonts w:cs="Times New Roman"/>
-          <w:sz w:val="24"/>
-          <w:szCs w:val="24"/>
-        </w:rPr>
-        <w:t xml:space="preserve"> </w:t>
-      </w:r>
-      <w:proofErr w:type="spellStart"/>
-      <w:r>
-        <w:rPr>
-          <w:rFonts w:cs="Times New Roman"/>
-          <w:sz w:val="24"/>
-          <w:szCs w:val="24"/>
-        </w:rPr>
-        <w:t>menghindari</w:t>
-      </w:r>
-      <w:proofErr w:type="spellEnd"/>
-      <w:r>
-        <w:rPr>
-          <w:rFonts w:cs="Times New Roman"/>
-          <w:sz w:val="24"/>
-          <w:szCs w:val="24"/>
-        </w:rPr>
-        <w:t xml:space="preserve"> </w:t>
-      </w:r>
-      <w:proofErr w:type="spellStart"/>
-      <w:r>
-        <w:rPr>
-          <w:rFonts w:cs="Times New Roman"/>
-          <w:sz w:val="24"/>
-          <w:szCs w:val="24"/>
-        </w:rPr>
-        <w:t>lupa</w:t>
-      </w:r>
-      <w:proofErr w:type="spellEnd"/>
-      <w:r>
-        <w:rPr>
-          <w:rFonts w:cs="Times New Roman"/>
-          <w:sz w:val="24"/>
-          <w:szCs w:val="24"/>
-        </w:rPr>
-        <w:t xml:space="preserve"> password </w:t>
-      </w:r>
-      <w:proofErr w:type="spellStart"/>
-      <w:r>
-        <w:rPr>
-          <w:rFonts w:cs="Times New Roman"/>
-          <w:sz w:val="24"/>
-          <w:szCs w:val="24"/>
-        </w:rPr>
-        <w:t>karena</w:t>
-      </w:r>
-      <w:proofErr w:type="spellEnd"/>
-      <w:r>
-        <w:rPr>
-          <w:rFonts w:cs="Times New Roman"/>
-          <w:sz w:val="24"/>
-          <w:szCs w:val="24"/>
-        </w:rPr>
-        <w:t xml:space="preserve"> </w:t>
-      </w:r>
-      <w:proofErr w:type="spellStart"/>
-      <w:r>
-        <w:rPr>
-          <w:rFonts w:cs="Times New Roman"/>
-          <w:sz w:val="24"/>
-          <w:szCs w:val="24"/>
-        </w:rPr>
-        <w:t>aturan</w:t>
-      </w:r>
-      <w:proofErr w:type="spellEnd"/>
-      <w:r>
-        <w:rPr>
-          <w:rFonts w:cs="Times New Roman"/>
-          <w:sz w:val="24"/>
-          <w:szCs w:val="24"/>
-        </w:rPr>
-        <w:t xml:space="preserve"> password </w:t>
-      </w:r>
-      <w:proofErr w:type="spellStart"/>
-      <w:r>
-        <w:rPr>
-          <w:rFonts w:cs="Times New Roman"/>
-          <w:sz w:val="24"/>
-          <w:szCs w:val="24"/>
-        </w:rPr>
-        <w:t>hanya</w:t>
-      </w:r>
-      <w:proofErr w:type="spellEnd"/>
-      <w:r>
-        <w:rPr>
-          <w:rFonts w:cs="Times New Roman"/>
-          <w:sz w:val="24"/>
-          <w:szCs w:val="24"/>
-        </w:rPr>
-        <w:t xml:space="preserve"> </w:t>
-      </w:r>
-      <w:proofErr w:type="spellStart"/>
-      <w:r>
-        <w:rPr>
-          <w:rFonts w:cs="Times New Roman"/>
-          <w:sz w:val="24"/>
-          <w:szCs w:val="24"/>
-        </w:rPr>
-        <w:t>dapat</w:t>
-      </w:r>
-      <w:proofErr w:type="spellEnd"/>
-      <w:r>
-        <w:rPr>
-          <w:rFonts w:cs="Times New Roman"/>
-          <w:sz w:val="24"/>
-          <w:szCs w:val="24"/>
-        </w:rPr>
-        <w:t xml:space="preserve"> </w:t>
-      </w:r>
-      <w:proofErr w:type="spellStart"/>
-      <w:r>
-        <w:rPr>
-          <w:rFonts w:cs="Times New Roman"/>
-          <w:sz w:val="24"/>
-          <w:szCs w:val="24"/>
-        </w:rPr>
-        <w:t>diubah</w:t>
-      </w:r>
-      <w:proofErr w:type="spellEnd"/>
-      <w:r>
-        <w:rPr>
-          <w:rFonts w:cs="Times New Roman"/>
-          <w:sz w:val="24"/>
-          <w:szCs w:val="24"/>
-        </w:rPr>
-        <w:t xml:space="preserve"> </w:t>
-      </w:r>
-      <w:proofErr w:type="spellStart"/>
-      <w:r>
-        <w:rPr>
-          <w:rFonts w:cs="Times New Roman"/>
-          <w:sz w:val="24"/>
-          <w:szCs w:val="24"/>
-        </w:rPr>
-        <w:t>satu</w:t>
-      </w:r>
-      <w:proofErr w:type="spellEnd"/>
-      <w:r>
-        <w:rPr>
-          <w:rFonts w:cs="Times New Roman"/>
-          <w:sz w:val="24"/>
-          <w:szCs w:val="24"/>
-        </w:rPr>
-        <w:t xml:space="preserve"> kali </w:t>
-      </w:r>
-      <w:proofErr w:type="spellStart"/>
-      <w:r>
-        <w:rPr>
-          <w:rFonts w:cs="Times New Roman"/>
-          <w:sz w:val="24"/>
-          <w:szCs w:val="24"/>
-        </w:rPr>
-        <w:t>saja</w:t>
-      </w:r>
-      <w:proofErr w:type="spellEnd"/>
-      <w:r>
-        <w:rPr>
-          <w:rFonts w:cs="Times New Roman"/>
-          <w:sz w:val="24"/>
-          <w:szCs w:val="24"/>
-        </w:rPr>
-        <w:t xml:space="preserve"> Ketika </w:t>
-      </w:r>
-      <w:proofErr w:type="spellStart"/>
-      <w:r>
-        <w:rPr>
-          <w:rFonts w:cs="Times New Roman"/>
-          <w:sz w:val="24"/>
-          <w:szCs w:val="24"/>
-        </w:rPr>
-        <w:t>pertama</w:t>
-      </w:r>
-      <w:proofErr w:type="spellEnd"/>
-      <w:r>
-        <w:rPr>
-          <w:rFonts w:cs="Times New Roman"/>
-          <w:sz w:val="24"/>
-          <w:szCs w:val="24"/>
-        </w:rPr>
-        <w:t xml:space="preserve"> kali login.</w:t>
+        <w:t>Perubahan password Ketika pertama kali login di infokan Kembali juga ke email pengguna, supaya menghindari lupa password karena aturan password hanya dapat diubah satu kali saja Ketika pertama kali login.</w:t>
       </w:r>
     </w:p>
     <w:p>
@@ -2855,79 +1250,7 @@
           <w:sz w:val="24"/>
           <w:szCs w:val="24"/>
         </w:rPr>
-        <w:t xml:space="preserve">Satpam memiliki tiga menu utama, yaitu Validasi, Riwayat, dan Profil. Pada versi terbaru, menu Riwayat ditingkatkan agar pencarian data dapat </w:t>
-      </w:r>
-      <w:proofErr w:type="spellStart"/>
-      <w:r>
-        <w:rPr>
-          <w:rFonts w:eastAsia="Times New Roman" w:cs="Times New Roman"/>
-          <w:sz w:val="24"/>
-          <w:szCs w:val="24"/>
-        </w:rPr>
-        <w:t>dilakukan</w:t>
-      </w:r>
-      <w:proofErr w:type="spellEnd"/>
-      <w:r>
-        <w:rPr>
-          <w:rFonts w:eastAsia="Times New Roman" w:cs="Times New Roman"/>
-          <w:sz w:val="24"/>
-          <w:szCs w:val="24"/>
-        </w:rPr>
-        <w:t xml:space="preserve"> </w:t>
-      </w:r>
-      <w:proofErr w:type="spellStart"/>
-      <w:r>
-        <w:rPr>
-          <w:rFonts w:eastAsia="Times New Roman" w:cs="Times New Roman"/>
-          <w:sz w:val="24"/>
-          <w:szCs w:val="24"/>
-        </w:rPr>
-        <w:t>dengan</w:t>
-      </w:r>
-      <w:proofErr w:type="spellEnd"/>
-      <w:r>
-        <w:rPr>
-          <w:rFonts w:eastAsia="Times New Roman" w:cs="Times New Roman"/>
-          <w:sz w:val="24"/>
-          <w:szCs w:val="24"/>
-        </w:rPr>
-        <w:t xml:space="preserve"> </w:t>
-      </w:r>
-      <w:proofErr w:type="spellStart"/>
-      <w:r>
-        <w:rPr>
-          <w:rFonts w:eastAsia="Times New Roman" w:cs="Times New Roman"/>
-          <w:sz w:val="24"/>
-          <w:szCs w:val="24"/>
-        </w:rPr>
-        <w:t>lebih</w:t>
-      </w:r>
-      <w:proofErr w:type="spellEnd"/>
-      <w:r>
-        <w:rPr>
-          <w:rFonts w:eastAsia="Times New Roman" w:cs="Times New Roman"/>
-          <w:sz w:val="24"/>
-          <w:szCs w:val="24"/>
-        </w:rPr>
-        <w:t xml:space="preserve"> </w:t>
-      </w:r>
-      <w:proofErr w:type="spellStart"/>
-      <w:r>
-        <w:rPr>
-          <w:rFonts w:eastAsia="Times New Roman" w:cs="Times New Roman"/>
-          <w:sz w:val="24"/>
-          <w:szCs w:val="24"/>
-        </w:rPr>
-        <w:t>cepat</w:t>
-      </w:r>
-      <w:proofErr w:type="spellEnd"/>
-      <w:r>
-        <w:rPr>
-          <w:rFonts w:eastAsia="Times New Roman" w:cs="Times New Roman"/>
-          <w:sz w:val="24"/>
-          <w:szCs w:val="24"/>
-        </w:rPr>
-        <w:t>.</w:t>
+        <w:t>Satpam memiliki tiga menu utama, yaitu Validasi, Riwayat, dan Profil. Pada versi terbaru, menu Riwayat ditingkatkan agar pencarian data dapat dilakukan dengan lebih cepat.</w:t>
       </w:r>
     </w:p>
     <w:p>
@@ -2987,90 +1310,16 @@
           <w:sz w:val="24"/>
           <w:szCs w:val="24"/>
         </w:rPr>
-        <w:t xml:space="preserve">Setelah kode terbaca, sistem menampilkan nama, kelas, </w:t>
+        <w:t xml:space="preserve">Setelah kode terbaca, sistem menampilkan nama, kelas, kamar, jenis izin, </w:t>
       </w:r>
-      <w:proofErr w:type="spellStart"/>
       <w:r>
         <w:rPr>
           <w:rFonts w:eastAsia="Times New Roman" w:cs="Times New Roman"/>
           <w:sz w:val="24"/>
           <w:szCs w:val="24"/>
         </w:rPr>
-        <w:t>kamar</w:t>
+        <w:t>keterangan izin</w:t>
       </w:r>
-      <w:proofErr w:type="spellEnd"/>
-      <w:r>
-        <w:rPr>
-          <w:rFonts w:eastAsia="Times New Roman" w:cs="Times New Roman"/>
-          <w:sz w:val="24"/>
-          <w:szCs w:val="24"/>
-        </w:rPr>
-        <w:t xml:space="preserve">, </w:t>
-      </w:r>
-      <w:proofErr w:type="spellStart"/>
-      <w:r>
-        <w:rPr>
-          <w:rFonts w:eastAsia="Times New Roman" w:cs="Times New Roman"/>
-          <w:sz w:val="24"/>
-          <w:szCs w:val="24"/>
-        </w:rPr>
-        <w:t>jenis</w:t>
-      </w:r>
-      <w:proofErr w:type="spellEnd"/>
-      <w:r>
-        <w:rPr>
-          <w:rFonts w:eastAsia="Times New Roman" w:cs="Times New Roman"/>
-          <w:sz w:val="24"/>
-          <w:szCs w:val="24"/>
-        </w:rPr>
-        <w:t xml:space="preserve"> </w:t>
-      </w:r>
-      <w:proofErr w:type="spellStart"/>
-      <w:r>
-        <w:rPr>
-          <w:rFonts w:eastAsia="Times New Roman" w:cs="Times New Roman"/>
-          <w:sz w:val="24"/>
-          <w:szCs w:val="24"/>
-        </w:rPr>
-        <w:t>izin</w:t>
-      </w:r>
-      <w:proofErr w:type="spellEnd"/>
-      <w:r>
-        <w:rPr>
-          <w:rFonts w:eastAsia="Times New Roman" w:cs="Times New Roman"/>
-          <w:sz w:val="24"/>
-          <w:szCs w:val="24"/>
-        </w:rPr>
-        <w:t xml:space="preserve">, </w:t>
-      </w:r>
-      <w:proofErr w:type="spellStart"/>
-      <w:r>
-        <w:rPr>
-          <w:rFonts w:eastAsia="Times New Roman" w:cs="Times New Roman"/>
-          <w:sz w:val="24"/>
-          <w:szCs w:val="24"/>
-        </w:rPr>
-        <w:t>keterangan</w:t>
-      </w:r>
-      <w:proofErr w:type="spellEnd"/>
-      <w:r>
-        <w:rPr>
-          <w:rFonts w:eastAsia="Times New Roman" w:cs="Times New Roman"/>
-          <w:sz w:val="24"/>
-          <w:szCs w:val="24"/>
-        </w:rPr>
-        <w:t xml:space="preserve"> </w:t>
-      </w:r>
-      <w:proofErr w:type="spellStart"/>
-      <w:r>
-        <w:rPr>
-          <w:rFonts w:eastAsia="Times New Roman" w:cs="Times New Roman"/>
-          <w:sz w:val="24"/>
-          <w:szCs w:val="24"/>
-        </w:rPr>
-        <w:t>izin</w:t>
-      </w:r>
-      <w:proofErr w:type="spellEnd"/>
       <w:r>
         <w:rPr>
           <w:rFonts w:eastAsia="Times New Roman" w:cs="Times New Roman"/>
@@ -3079,106 +1328,14 @@
         </w:rPr>
         <w:t xml:space="preserve">, dan </w:t>
       </w:r>
-      <w:proofErr w:type="spellStart"/>
       <w:r>
         <w:rPr>
           <w:rFonts w:eastAsia="Times New Roman" w:cs="Times New Roman"/>
           <w:sz w:val="24"/>
           <w:szCs w:val="24"/>
         </w:rPr>
-        <w:t>waktu</w:t>
+        <w:t>waktu keluar atau waktu masuk mahasiswa</w:t>
       </w:r>
-      <w:proofErr w:type="spellEnd"/>
-      <w:r>
-        <w:rPr>
-          <w:rFonts w:eastAsia="Times New Roman" w:cs="Times New Roman"/>
-          <w:sz w:val="24"/>
-          <w:szCs w:val="24"/>
-        </w:rPr>
-        <w:t xml:space="preserve"> </w:t>
-      </w:r>
-      <w:proofErr w:type="spellStart"/>
-      <w:r>
-        <w:rPr>
-          <w:rFonts w:eastAsia="Times New Roman" w:cs="Times New Roman"/>
-          <w:sz w:val="24"/>
-          <w:szCs w:val="24"/>
-        </w:rPr>
-        <w:t>keluar</w:t>
-      </w:r>
-      <w:proofErr w:type="spellEnd"/>
-      <w:r>
-        <w:rPr>
-          <w:rFonts w:eastAsia="Times New Roman" w:cs="Times New Roman"/>
-          <w:sz w:val="24"/>
-          <w:szCs w:val="24"/>
-        </w:rPr>
-        <w:t xml:space="preserve"> </w:t>
-      </w:r>
-      <w:proofErr w:type="spellStart"/>
-      <w:r>
-        <w:rPr>
-          <w:rFonts w:eastAsia="Times New Roman" w:cs="Times New Roman"/>
-          <w:sz w:val="24"/>
-          <w:szCs w:val="24"/>
-        </w:rPr>
-        <w:t>atau</w:t>
-      </w:r>
-      <w:proofErr w:type="spellEnd"/>
-      <w:r>
-        <w:rPr>
-          <w:rFonts w:eastAsia="Times New Roman" w:cs="Times New Roman"/>
-          <w:sz w:val="24"/>
-          <w:szCs w:val="24"/>
-        </w:rPr>
-        <w:t xml:space="preserve"> </w:t>
-      </w:r>
-      <w:proofErr w:type="spellStart"/>
-      <w:r>
-        <w:rPr>
-          <w:rFonts w:eastAsia="Times New Roman" w:cs="Times New Roman"/>
-          <w:sz w:val="24"/>
-          <w:szCs w:val="24"/>
-        </w:rPr>
-        <w:t>waktu</w:t>
-      </w:r>
-      <w:proofErr w:type="spellEnd"/>
-      <w:r>
-        <w:rPr>
-          <w:rFonts w:eastAsia="Times New Roman" w:cs="Times New Roman"/>
-          <w:sz w:val="24"/>
-          <w:szCs w:val="24"/>
-        </w:rPr>
-        <w:t xml:space="preserve"> </w:t>
-      </w:r>
-      <w:proofErr w:type="spellStart"/>
-      <w:r>
-        <w:rPr>
-          <w:rFonts w:eastAsia="Times New Roman" w:cs="Times New Roman"/>
-          <w:sz w:val="24"/>
-          <w:szCs w:val="24"/>
-        </w:rPr>
-        <w:t>masuk</w:t>
-      </w:r>
-      <w:proofErr w:type="spellEnd"/>
-      <w:r>
-        <w:rPr>
-          <w:rFonts w:eastAsia="Times New Roman" w:cs="Times New Roman"/>
-          <w:sz w:val="24"/>
-          <w:szCs w:val="24"/>
-        </w:rPr>
-        <w:t xml:space="preserve"> </w:t>
-      </w:r>
-      <w:proofErr w:type="spellStart"/>
-      <w:r>
-        <w:rPr>
-          <w:rFonts w:eastAsia="Times New Roman" w:cs="Times New Roman"/>
-          <w:sz w:val="24"/>
-          <w:szCs w:val="24"/>
-        </w:rPr>
-        <w:t>mahasiswa</w:t>
-      </w:r>
-      <w:proofErr w:type="spellEnd"/>
       <w:r>
         <w:rPr>
           <w:rFonts w:eastAsia="Times New Roman" w:cs="Times New Roman"/>
@@ -3229,61 +1386,7 @@
           <w:sz w:val="24"/>
           <w:szCs w:val="24"/>
         </w:rPr>
-        <w:t xml:space="preserve">Status mahasiswa, waktu kejadian, dan identitas satpam yang </w:t>
-      </w:r>
-      <w:proofErr w:type="spellStart"/>
-      <w:r>
-        <w:rPr>
-          <w:rFonts w:eastAsia="Times New Roman" w:cs="Times New Roman"/>
-          <w:sz w:val="24"/>
-          <w:szCs w:val="24"/>
-        </w:rPr>
-        <w:t>memproses</w:t>
-      </w:r>
-      <w:proofErr w:type="spellEnd"/>
-      <w:r>
-        <w:rPr>
-          <w:rFonts w:eastAsia="Times New Roman" w:cs="Times New Roman"/>
-          <w:sz w:val="24"/>
-          <w:szCs w:val="24"/>
-        </w:rPr>
-        <w:t xml:space="preserve"> </w:t>
-      </w:r>
-      <w:proofErr w:type="spellStart"/>
-      <w:r>
-        <w:rPr>
-          <w:rFonts w:eastAsia="Times New Roman" w:cs="Times New Roman"/>
-          <w:sz w:val="24"/>
-          <w:szCs w:val="24"/>
-        </w:rPr>
-        <w:t>langsung</w:t>
-      </w:r>
-      <w:proofErr w:type="spellEnd"/>
-      <w:r>
-        <w:rPr>
-          <w:rFonts w:eastAsia="Times New Roman" w:cs="Times New Roman"/>
-          <w:sz w:val="24"/>
-          <w:szCs w:val="24"/>
-        </w:rPr>
-        <w:t xml:space="preserve"> </w:t>
-      </w:r>
-      <w:proofErr w:type="spellStart"/>
-      <w:r>
-        <w:rPr>
-          <w:rFonts w:eastAsia="Times New Roman" w:cs="Times New Roman"/>
-          <w:sz w:val="24"/>
-          <w:szCs w:val="24"/>
-        </w:rPr>
-        <w:t>tersimpan</w:t>
-      </w:r>
-      <w:proofErr w:type="spellEnd"/>
-      <w:r>
-        <w:rPr>
-          <w:rFonts w:eastAsia="Times New Roman" w:cs="Times New Roman"/>
-          <w:sz w:val="24"/>
-          <w:szCs w:val="24"/>
-        </w:rPr>
-        <w:t>.</w:t>
+        <w:t>Status mahasiswa, waktu kejadian, dan identitas satpam yang memproses langsung tersimpan.</w:t>
       </w:r>
     </w:p>
     <w:p>
@@ -3323,347 +1426,13 @@
         </w:rPr>
         <w:t xml:space="preserve">Menampilkan </w:t>
       </w:r>
-      <w:proofErr w:type="spellStart"/>
       <w:r>
         <w:rPr>
           <w:rFonts w:eastAsia="Times New Roman" w:cs="Times New Roman"/>
           <w:sz w:val="24"/>
           <w:szCs w:val="24"/>
         </w:rPr>
-        <w:t>jumlah</w:t>
-      </w:r>
-      <w:proofErr w:type="spellEnd"/>
-      <w:r>
-        <w:rPr>
-          <w:rFonts w:eastAsia="Times New Roman" w:cs="Times New Roman"/>
-          <w:sz w:val="24"/>
-          <w:szCs w:val="24"/>
-        </w:rPr>
-        <w:t xml:space="preserve"> </w:t>
-      </w:r>
-      <w:proofErr w:type="spellStart"/>
-      <w:r>
-        <w:rPr>
-          <w:rFonts w:eastAsia="Times New Roman" w:cs="Times New Roman"/>
-          <w:sz w:val="24"/>
-          <w:szCs w:val="24"/>
-        </w:rPr>
-        <w:t>izin</w:t>
-      </w:r>
-      <w:proofErr w:type="spellEnd"/>
-      <w:r>
-        <w:rPr>
-          <w:rFonts w:eastAsia="Times New Roman" w:cs="Times New Roman"/>
-          <w:sz w:val="24"/>
-          <w:szCs w:val="24"/>
-        </w:rPr>
-        <w:t xml:space="preserve"> </w:t>
-      </w:r>
-      <w:proofErr w:type="spellStart"/>
-      <w:r>
-        <w:rPr>
-          <w:rFonts w:eastAsia="Times New Roman" w:cs="Times New Roman"/>
-          <w:sz w:val="24"/>
-          <w:szCs w:val="24"/>
-        </w:rPr>
-        <w:t>keluar</w:t>
-      </w:r>
-      <w:proofErr w:type="spellEnd"/>
-      <w:r>
-        <w:rPr>
-          <w:rFonts w:eastAsia="Times New Roman" w:cs="Times New Roman"/>
-          <w:sz w:val="24"/>
-          <w:szCs w:val="24"/>
-        </w:rPr>
-        <w:t xml:space="preserve"> yang </w:t>
-      </w:r>
-      <w:proofErr w:type="spellStart"/>
-      <w:r>
-        <w:rPr>
-          <w:rFonts w:eastAsia="Times New Roman" w:cs="Times New Roman"/>
-          <w:sz w:val="24"/>
-          <w:szCs w:val="24"/>
-        </w:rPr>
-        <w:t>disetujui</w:t>
-      </w:r>
-      <w:proofErr w:type="spellEnd"/>
-      <w:r>
-        <w:rPr>
-          <w:rFonts w:eastAsia="Times New Roman" w:cs="Times New Roman"/>
-          <w:sz w:val="24"/>
-          <w:szCs w:val="24"/>
-        </w:rPr>
-        <w:t xml:space="preserve">, </w:t>
-      </w:r>
-      <w:proofErr w:type="spellStart"/>
-      <w:r>
-        <w:rPr>
-          <w:rFonts w:eastAsia="Times New Roman" w:cs="Times New Roman"/>
-          <w:sz w:val="24"/>
-          <w:szCs w:val="24"/>
-        </w:rPr>
-        <w:t>masuk</w:t>
-      </w:r>
-      <w:proofErr w:type="spellEnd"/>
-      <w:r>
-        <w:rPr>
-          <w:rFonts w:eastAsia="Times New Roman" w:cs="Times New Roman"/>
-          <w:sz w:val="24"/>
-          <w:szCs w:val="24"/>
-        </w:rPr>
-        <w:t xml:space="preserve"> </w:t>
-      </w:r>
-      <w:proofErr w:type="spellStart"/>
-      <w:r>
-        <w:rPr>
-          <w:rFonts w:eastAsia="Times New Roman" w:cs="Times New Roman"/>
-          <w:sz w:val="24"/>
-          <w:szCs w:val="24"/>
-        </w:rPr>
-        <w:t>disetujui</w:t>
-      </w:r>
-      <w:proofErr w:type="spellEnd"/>
-      <w:r>
-        <w:rPr>
-          <w:rFonts w:eastAsia="Times New Roman" w:cs="Times New Roman"/>
-          <w:sz w:val="24"/>
-          <w:szCs w:val="24"/>
-        </w:rPr>
-        <w:t xml:space="preserve">, </w:t>
-      </w:r>
-      <w:proofErr w:type="spellStart"/>
-      <w:r>
-        <w:rPr>
-          <w:rFonts w:eastAsia="Times New Roman" w:cs="Times New Roman"/>
-          <w:sz w:val="24"/>
-          <w:szCs w:val="24"/>
-        </w:rPr>
-        <w:t>serta</w:t>
-      </w:r>
-      <w:proofErr w:type="spellEnd"/>
-      <w:r>
-        <w:rPr>
-          <w:rFonts w:eastAsia="Times New Roman" w:cs="Times New Roman"/>
-          <w:sz w:val="24"/>
-          <w:szCs w:val="24"/>
-        </w:rPr>
-        <w:t xml:space="preserve"> </w:t>
-      </w:r>
-      <w:proofErr w:type="spellStart"/>
-      <w:r>
-        <w:rPr>
-          <w:rFonts w:eastAsia="Times New Roman" w:cs="Times New Roman"/>
-          <w:sz w:val="24"/>
-          <w:szCs w:val="24"/>
-        </w:rPr>
-        <w:t>izin</w:t>
-      </w:r>
-      <w:proofErr w:type="spellEnd"/>
-      <w:r>
-        <w:rPr>
-          <w:rFonts w:eastAsia="Times New Roman" w:cs="Times New Roman"/>
-          <w:sz w:val="24"/>
-          <w:szCs w:val="24"/>
-        </w:rPr>
-        <w:t xml:space="preserve"> yang </w:t>
-      </w:r>
-      <w:proofErr w:type="spellStart"/>
-      <w:r>
-        <w:rPr>
-          <w:rFonts w:eastAsia="Times New Roman" w:cs="Times New Roman"/>
-          <w:sz w:val="24"/>
-          <w:szCs w:val="24"/>
-        </w:rPr>
-        <w:t>dibatalkan</w:t>
-      </w:r>
-      <w:proofErr w:type="spellEnd"/>
-      <w:r>
-        <w:rPr>
-          <w:rFonts w:eastAsia="Times New Roman" w:cs="Times New Roman"/>
-          <w:sz w:val="24"/>
-          <w:szCs w:val="24"/>
-        </w:rPr>
-        <w:t xml:space="preserve"> </w:t>
-      </w:r>
-      <w:proofErr w:type="spellStart"/>
-      <w:r>
-        <w:rPr>
-          <w:rFonts w:eastAsia="Times New Roman" w:cs="Times New Roman"/>
-          <w:sz w:val="24"/>
-          <w:szCs w:val="24"/>
-        </w:rPr>
-        <w:t>dengan</w:t>
-      </w:r>
-      <w:proofErr w:type="spellEnd"/>
-      <w:r>
-        <w:rPr>
-          <w:rFonts w:eastAsia="Times New Roman" w:cs="Times New Roman"/>
-          <w:sz w:val="24"/>
-          <w:szCs w:val="24"/>
-        </w:rPr>
-        <w:t xml:space="preserve"> </w:t>
-      </w:r>
-      <w:proofErr w:type="spellStart"/>
-      <w:r>
-        <w:rPr>
-          <w:rFonts w:eastAsia="Times New Roman" w:cs="Times New Roman"/>
-          <w:sz w:val="24"/>
-          <w:szCs w:val="24"/>
-        </w:rPr>
-        <w:t>dapat</w:t>
-      </w:r>
-      <w:proofErr w:type="spellEnd"/>
-      <w:r>
-        <w:rPr>
-          <w:rFonts w:eastAsia="Times New Roman" w:cs="Times New Roman"/>
-          <w:sz w:val="24"/>
-          <w:szCs w:val="24"/>
-        </w:rPr>
-        <w:t xml:space="preserve"> </w:t>
-      </w:r>
-      <w:proofErr w:type="spellStart"/>
-      <w:r>
-        <w:rPr>
-          <w:rFonts w:eastAsia="Times New Roman" w:cs="Times New Roman"/>
-          <w:sz w:val="24"/>
-          <w:szCs w:val="24"/>
-        </w:rPr>
-        <w:t>menyesuaikan</w:t>
-      </w:r>
-      <w:proofErr w:type="spellEnd"/>
-      <w:r>
-        <w:rPr>
-          <w:rFonts w:eastAsia="Times New Roman" w:cs="Times New Roman"/>
-          <w:sz w:val="24"/>
-          <w:szCs w:val="24"/>
-        </w:rPr>
-        <w:t xml:space="preserve"> di </w:t>
-      </w:r>
-      <w:proofErr w:type="spellStart"/>
-      <w:r>
-        <w:rPr>
-          <w:rFonts w:eastAsia="Times New Roman" w:cs="Times New Roman"/>
-          <w:sz w:val="24"/>
-          <w:szCs w:val="24"/>
-        </w:rPr>
-        <w:t>tanggal</w:t>
-      </w:r>
-      <w:proofErr w:type="spellEnd"/>
-      <w:r>
-        <w:rPr>
-          <w:rFonts w:eastAsia="Times New Roman" w:cs="Times New Roman"/>
-          <w:sz w:val="24"/>
-          <w:szCs w:val="24"/>
-        </w:rPr>
-        <w:t xml:space="preserve"> </w:t>
-      </w:r>
-      <w:proofErr w:type="spellStart"/>
-      <w:r>
-        <w:rPr>
-          <w:rFonts w:eastAsia="Times New Roman" w:cs="Times New Roman"/>
-          <w:sz w:val="24"/>
-          <w:szCs w:val="24"/>
-        </w:rPr>
-        <w:t>berapa</w:t>
-      </w:r>
-      <w:proofErr w:type="spellEnd"/>
-      <w:r>
-        <w:rPr>
-          <w:rFonts w:eastAsia="Times New Roman" w:cs="Times New Roman"/>
-          <w:sz w:val="24"/>
-          <w:szCs w:val="24"/>
-        </w:rPr>
-        <w:t xml:space="preserve"> </w:t>
-      </w:r>
-      <w:proofErr w:type="spellStart"/>
-      <w:r>
-        <w:rPr>
-          <w:rFonts w:eastAsia="Times New Roman" w:cs="Times New Roman"/>
-          <w:sz w:val="24"/>
-          <w:szCs w:val="24"/>
-        </w:rPr>
-        <w:t>hingga</w:t>
-      </w:r>
-      <w:proofErr w:type="spellEnd"/>
-      <w:r>
-        <w:rPr>
-          <w:rFonts w:eastAsia="Times New Roman" w:cs="Times New Roman"/>
-          <w:sz w:val="24"/>
-          <w:szCs w:val="24"/>
-        </w:rPr>
-        <w:t xml:space="preserve"> </w:t>
-      </w:r>
-      <w:proofErr w:type="spellStart"/>
-      <w:r>
-        <w:rPr>
-          <w:rFonts w:eastAsia="Times New Roman" w:cs="Times New Roman"/>
-          <w:sz w:val="24"/>
-          <w:szCs w:val="24"/>
-        </w:rPr>
-        <w:t>berapa</w:t>
-      </w:r>
-      <w:proofErr w:type="spellEnd"/>
-      <w:r>
-        <w:rPr>
-          <w:rFonts w:eastAsia="Times New Roman" w:cs="Times New Roman"/>
-          <w:sz w:val="24"/>
-          <w:szCs w:val="24"/>
-        </w:rPr>
-        <w:t xml:space="preserve"> </w:t>
-      </w:r>
-      <w:proofErr w:type="spellStart"/>
-      <w:r>
-        <w:rPr>
-          <w:rFonts w:eastAsia="Times New Roman" w:cs="Times New Roman"/>
-          <w:sz w:val="24"/>
-          <w:szCs w:val="24"/>
-        </w:rPr>
-        <w:t>ingin</w:t>
-      </w:r>
-      <w:proofErr w:type="spellEnd"/>
-      <w:r>
-        <w:rPr>
-          <w:rFonts w:eastAsia="Times New Roman" w:cs="Times New Roman"/>
-          <w:sz w:val="24"/>
-          <w:szCs w:val="24"/>
-        </w:rPr>
-        <w:t xml:space="preserve"> </w:t>
-      </w:r>
-      <w:proofErr w:type="spellStart"/>
-      <w:r>
-        <w:rPr>
-          <w:rFonts w:eastAsia="Times New Roman" w:cs="Times New Roman"/>
-          <w:sz w:val="24"/>
-          <w:szCs w:val="24"/>
-        </w:rPr>
-        <w:t>dilihat</w:t>
-      </w:r>
-      <w:proofErr w:type="spellEnd"/>
-      <w:r>
-        <w:rPr>
-          <w:rFonts w:eastAsia="Times New Roman" w:cs="Times New Roman"/>
-          <w:sz w:val="24"/>
-          <w:szCs w:val="24"/>
-        </w:rPr>
-        <w:t xml:space="preserve"> </w:t>
-      </w:r>
-      <w:proofErr w:type="spellStart"/>
-      <w:r>
-        <w:rPr>
-          <w:rFonts w:eastAsia="Times New Roman" w:cs="Times New Roman"/>
-          <w:sz w:val="24"/>
-          <w:szCs w:val="24"/>
-        </w:rPr>
-        <w:t>riwayatnya</w:t>
-      </w:r>
-      <w:proofErr w:type="spellEnd"/>
-      <w:r>
-        <w:rPr>
-          <w:rFonts w:eastAsia="Times New Roman" w:cs="Times New Roman"/>
-          <w:sz w:val="24"/>
-          <w:szCs w:val="24"/>
-        </w:rPr>
-        <w:t>.</w:t>
+        <w:t>jumlah izin keluar yang disetujui, masuk disetujui, serta izin yang dibatalkan dengan dapat menyesuaikan di tanggal berapa hingga berapa ingin dilihat riwayatnya.</w:t>
       </w:r>
     </w:p>
     <w:p>
@@ -3679,131 +1448,13 @@
           <w:szCs w:val="24"/>
         </w:rPr>
       </w:pPr>
-      <w:proofErr w:type="spellStart"/>
       <w:r>
         <w:rPr>
           <w:rFonts w:eastAsia="Times New Roman" w:cs="Times New Roman"/>
           <w:sz w:val="24"/>
           <w:szCs w:val="24"/>
         </w:rPr>
-        <w:t>Menampilkan</w:t>
-      </w:r>
-      <w:proofErr w:type="spellEnd"/>
-      <w:r>
-        <w:rPr>
-          <w:rFonts w:eastAsia="Times New Roman" w:cs="Times New Roman"/>
-          <w:sz w:val="24"/>
-          <w:szCs w:val="24"/>
-        </w:rPr>
-        <w:t xml:space="preserve"> </w:t>
-      </w:r>
-      <w:proofErr w:type="spellStart"/>
-      <w:r>
-        <w:rPr>
-          <w:rFonts w:eastAsia="Times New Roman" w:cs="Times New Roman"/>
-          <w:sz w:val="24"/>
-          <w:szCs w:val="24"/>
-        </w:rPr>
-        <w:t>seluruh</w:t>
-      </w:r>
-      <w:proofErr w:type="spellEnd"/>
-      <w:r>
-        <w:rPr>
-          <w:rFonts w:eastAsia="Times New Roman" w:cs="Times New Roman"/>
-          <w:sz w:val="24"/>
-          <w:szCs w:val="24"/>
-        </w:rPr>
-        <w:t xml:space="preserve"> </w:t>
-      </w:r>
-      <w:proofErr w:type="spellStart"/>
-      <w:r>
-        <w:rPr>
-          <w:rFonts w:eastAsia="Times New Roman" w:cs="Times New Roman"/>
-          <w:sz w:val="24"/>
-          <w:szCs w:val="24"/>
-        </w:rPr>
-        <w:t>riwayat</w:t>
-      </w:r>
-      <w:proofErr w:type="spellEnd"/>
-      <w:r>
-        <w:rPr>
-          <w:rFonts w:eastAsia="Times New Roman" w:cs="Times New Roman"/>
-          <w:sz w:val="24"/>
-          <w:szCs w:val="24"/>
-        </w:rPr>
-        <w:t xml:space="preserve"> </w:t>
-      </w:r>
-      <w:proofErr w:type="spellStart"/>
-      <w:r>
-        <w:rPr>
-          <w:rFonts w:eastAsia="Times New Roman" w:cs="Times New Roman"/>
-          <w:sz w:val="24"/>
-          <w:szCs w:val="24"/>
-        </w:rPr>
-        <w:t>keluar-masuk</w:t>
-      </w:r>
-      <w:proofErr w:type="spellEnd"/>
-      <w:r>
-        <w:rPr>
-          <w:rFonts w:eastAsia="Times New Roman" w:cs="Times New Roman"/>
-          <w:sz w:val="24"/>
-          <w:szCs w:val="24"/>
-        </w:rPr>
-        <w:t xml:space="preserve"> yang </w:t>
-      </w:r>
-      <w:proofErr w:type="spellStart"/>
-      <w:r>
-        <w:rPr>
-          <w:rFonts w:eastAsia="Times New Roman" w:cs="Times New Roman"/>
-          <w:sz w:val="24"/>
-          <w:szCs w:val="24"/>
-        </w:rPr>
-        <w:t>diproses</w:t>
-      </w:r>
-      <w:proofErr w:type="spellEnd"/>
-      <w:r>
-        <w:rPr>
-          <w:rFonts w:eastAsia="Times New Roman" w:cs="Times New Roman"/>
-          <w:sz w:val="24"/>
-          <w:szCs w:val="24"/>
-        </w:rPr>
-        <w:t xml:space="preserve"> oleh </w:t>
-      </w:r>
-      <w:proofErr w:type="spellStart"/>
-      <w:r>
-        <w:rPr>
-          <w:rFonts w:eastAsia="Times New Roman" w:cs="Times New Roman"/>
-          <w:sz w:val="24"/>
-          <w:szCs w:val="24"/>
-        </w:rPr>
-        <w:t>semua</w:t>
-      </w:r>
-      <w:proofErr w:type="spellEnd"/>
-      <w:r>
-        <w:rPr>
-          <w:rFonts w:eastAsia="Times New Roman" w:cs="Times New Roman"/>
-          <w:sz w:val="24"/>
-          <w:szCs w:val="24"/>
-        </w:rPr>
-        <w:t xml:space="preserve"> </w:t>
-      </w:r>
-      <w:proofErr w:type="spellStart"/>
-      <w:r>
-        <w:rPr>
-          <w:rFonts w:eastAsia="Times New Roman" w:cs="Times New Roman"/>
-          <w:sz w:val="24"/>
-          <w:szCs w:val="24"/>
-        </w:rPr>
-        <w:t>satpam</w:t>
-      </w:r>
-      <w:proofErr w:type="spellEnd"/>
-      <w:r>
-        <w:rPr>
-          <w:rFonts w:eastAsia="Times New Roman" w:cs="Times New Roman"/>
-          <w:sz w:val="24"/>
-          <w:szCs w:val="24"/>
-        </w:rPr>
-        <w:t>.</w:t>
+        <w:t>Menampilkan seluruh riwayat keluar-masuk yang diproses oleh semua satpam.</w:t>
       </w:r>
     </w:p>
     <w:p>
@@ -3951,43 +1602,7 @@
           <w:sz w:val="24"/>
           <w:szCs w:val="24"/>
         </w:rPr>
-        <w:t xml:space="preserve">Profil menampilkan data satpam yang sedang masuk. Perubahan data </w:t>
-      </w:r>
-      <w:proofErr w:type="spellStart"/>
-      <w:r>
-        <w:rPr>
-          <w:rFonts w:eastAsia="Times New Roman" w:cs="Times New Roman"/>
-          <w:sz w:val="24"/>
-          <w:szCs w:val="24"/>
-        </w:rPr>
-        <w:t>dilakukan</w:t>
-      </w:r>
-      <w:proofErr w:type="spellEnd"/>
-      <w:r>
-        <w:rPr>
-          <w:rFonts w:eastAsia="Times New Roman" w:cs="Times New Roman"/>
-          <w:sz w:val="24"/>
-          <w:szCs w:val="24"/>
-        </w:rPr>
-        <w:t xml:space="preserve"> oleh </w:t>
-      </w:r>
-      <w:proofErr w:type="spellStart"/>
-      <w:r>
-        <w:rPr>
-          <w:rFonts w:eastAsia="Times New Roman" w:cs="Times New Roman"/>
-          <w:sz w:val="24"/>
-          <w:szCs w:val="24"/>
-        </w:rPr>
-        <w:t>Pengelola</w:t>
-      </w:r>
-      <w:proofErr w:type="spellEnd"/>
-      <w:r>
-        <w:rPr>
-          <w:rFonts w:eastAsia="Times New Roman" w:cs="Times New Roman"/>
-          <w:sz w:val="24"/>
-          <w:szCs w:val="24"/>
-        </w:rPr>
-        <w:t>.</w:t>
+        <w:t>Profil menampilkan data satpam yang sedang masuk. Perubahan data dilakukan oleh Pengelola.</w:t>
       </w:r>
     </w:p>
     <w:p>
@@ -4003,7 +1618,6 @@
           <w:szCs w:val="24"/>
         </w:rPr>
       </w:pPr>
-      <w:proofErr w:type="spellStart"/>
       <w:r>
         <w:rPr>
           <w:rFonts w:eastAsia="Times New Roman" w:cs="Times New Roman"/>
@@ -4018,106 +1632,7 @@
           <w:sz w:val="24"/>
           <w:szCs w:val="24"/>
         </w:rPr>
-        <w:t>ilihan</w:t>
-      </w:r>
-      <w:proofErr w:type="spellEnd"/>
-      <w:r>
-        <w:rPr>
-          <w:rFonts w:eastAsia="Times New Roman" w:cs="Times New Roman"/>
-          <w:sz w:val="24"/>
-          <w:szCs w:val="24"/>
-        </w:rPr>
-        <w:t xml:space="preserve"> </w:t>
-      </w:r>
-      <w:proofErr w:type="spellStart"/>
-      <w:r>
-        <w:rPr>
-          <w:rFonts w:eastAsia="Times New Roman" w:cs="Times New Roman"/>
-          <w:sz w:val="24"/>
-          <w:szCs w:val="24"/>
-        </w:rPr>
-        <w:t>tema</w:t>
-      </w:r>
-      <w:proofErr w:type="spellEnd"/>
-      <w:r>
-        <w:rPr>
-          <w:rFonts w:eastAsia="Times New Roman" w:cs="Times New Roman"/>
-          <w:sz w:val="24"/>
-          <w:szCs w:val="24"/>
-        </w:rPr>
-        <w:t xml:space="preserve"> </w:t>
-      </w:r>
-      <w:proofErr w:type="spellStart"/>
-      <w:r>
-        <w:rPr>
-          <w:rFonts w:eastAsia="Times New Roman" w:cs="Times New Roman"/>
-          <w:sz w:val="24"/>
-          <w:szCs w:val="24"/>
-        </w:rPr>
-        <w:t>terang</w:t>
-      </w:r>
-      <w:proofErr w:type="spellEnd"/>
-      <w:r>
-        <w:rPr>
-          <w:rFonts w:eastAsia="Times New Roman" w:cs="Times New Roman"/>
-          <w:sz w:val="24"/>
-          <w:szCs w:val="24"/>
-        </w:rPr>
-        <w:t xml:space="preserve">, </w:t>
-      </w:r>
-      <w:proofErr w:type="spellStart"/>
-      <w:r>
-        <w:rPr>
-          <w:rFonts w:eastAsia="Times New Roman" w:cs="Times New Roman"/>
-          <w:sz w:val="24"/>
-          <w:szCs w:val="24"/>
-        </w:rPr>
-        <w:t>gelap</w:t>
-      </w:r>
-      <w:proofErr w:type="spellEnd"/>
-      <w:r>
-        <w:rPr>
-          <w:rFonts w:eastAsia="Times New Roman" w:cs="Times New Roman"/>
-          <w:sz w:val="24"/>
-          <w:szCs w:val="24"/>
-        </w:rPr>
-        <w:t xml:space="preserve">, </w:t>
-      </w:r>
-      <w:proofErr w:type="spellStart"/>
-      <w:r>
-        <w:rPr>
-          <w:rFonts w:eastAsia="Times New Roman" w:cs="Times New Roman"/>
-          <w:sz w:val="24"/>
-          <w:szCs w:val="24"/>
-        </w:rPr>
-        <w:t>atau</w:t>
-      </w:r>
-      <w:proofErr w:type="spellEnd"/>
-      <w:r>
-        <w:rPr>
-          <w:rFonts w:eastAsia="Times New Roman" w:cs="Times New Roman"/>
-          <w:sz w:val="24"/>
-          <w:szCs w:val="24"/>
-        </w:rPr>
-        <w:t xml:space="preserve"> </w:t>
-      </w:r>
-      <w:proofErr w:type="spellStart"/>
-      <w:r>
-        <w:rPr>
-          <w:rFonts w:eastAsia="Times New Roman" w:cs="Times New Roman"/>
-          <w:sz w:val="24"/>
-          <w:szCs w:val="24"/>
-        </w:rPr>
-        <w:t>otomatis</w:t>
-      </w:r>
-      <w:proofErr w:type="spellEnd"/>
-      <w:r>
-        <w:rPr>
-          <w:rFonts w:eastAsia="Times New Roman" w:cs="Times New Roman"/>
-          <w:sz w:val="24"/>
-          <w:szCs w:val="24"/>
-        </w:rPr>
-        <w:t>.</w:t>
+        <w:t>ilihan tema terang, gelap, atau otomatis.</w:t>
       </w:r>
     </w:p>
     <w:p>
@@ -4139,277 +1654,7 @@
           <w:sz w:val="24"/>
           <w:szCs w:val="24"/>
         </w:rPr>
-        <w:t xml:space="preserve">Password </w:t>
-      </w:r>
-      <w:proofErr w:type="spellStart"/>
-      <w:r>
-        <w:rPr>
-          <w:rFonts w:cs="Times New Roman"/>
-          <w:sz w:val="24"/>
-          <w:szCs w:val="24"/>
-        </w:rPr>
-        <w:t>hanya</w:t>
-      </w:r>
-      <w:proofErr w:type="spellEnd"/>
-      <w:r>
-        <w:rPr>
-          <w:rFonts w:cs="Times New Roman"/>
-          <w:sz w:val="24"/>
-          <w:szCs w:val="24"/>
-        </w:rPr>
-        <w:t xml:space="preserve"> </w:t>
-      </w:r>
-      <w:proofErr w:type="spellStart"/>
-      <w:r>
-        <w:rPr>
-          <w:rFonts w:cs="Times New Roman"/>
-          <w:sz w:val="24"/>
-          <w:szCs w:val="24"/>
-        </w:rPr>
-        <w:t>dapat</w:t>
-      </w:r>
-      <w:proofErr w:type="spellEnd"/>
-      <w:r>
-        <w:rPr>
-          <w:rFonts w:cs="Times New Roman"/>
-          <w:sz w:val="24"/>
-          <w:szCs w:val="24"/>
-        </w:rPr>
-        <w:t xml:space="preserve"> di </w:t>
-      </w:r>
-      <w:proofErr w:type="spellStart"/>
-      <w:r>
-        <w:rPr>
-          <w:rFonts w:cs="Times New Roman"/>
-          <w:sz w:val="24"/>
-          <w:szCs w:val="24"/>
-        </w:rPr>
-        <w:t>ubah</w:t>
-      </w:r>
-      <w:proofErr w:type="spellEnd"/>
-      <w:r>
-        <w:rPr>
-          <w:rFonts w:cs="Times New Roman"/>
-          <w:sz w:val="24"/>
-          <w:szCs w:val="24"/>
-        </w:rPr>
-        <w:t xml:space="preserve"> </w:t>
-      </w:r>
-      <w:proofErr w:type="spellStart"/>
-      <w:r>
-        <w:rPr>
-          <w:rFonts w:cs="Times New Roman"/>
-          <w:sz w:val="24"/>
-          <w:szCs w:val="24"/>
-        </w:rPr>
-        <w:t>satu</w:t>
-      </w:r>
-      <w:proofErr w:type="spellEnd"/>
-      <w:r>
-        <w:rPr>
-          <w:rFonts w:cs="Times New Roman"/>
-          <w:sz w:val="24"/>
-          <w:szCs w:val="24"/>
-        </w:rPr>
-        <w:t xml:space="preserve"> kali </w:t>
-      </w:r>
-      <w:proofErr w:type="spellStart"/>
-      <w:r>
-        <w:rPr>
-          <w:rFonts w:cs="Times New Roman"/>
-          <w:sz w:val="24"/>
-          <w:szCs w:val="24"/>
-        </w:rPr>
-        <w:t>ketika</w:t>
-      </w:r>
-      <w:proofErr w:type="spellEnd"/>
-      <w:r>
-        <w:rPr>
-          <w:rFonts w:cs="Times New Roman"/>
-          <w:sz w:val="24"/>
-          <w:szCs w:val="24"/>
-        </w:rPr>
-        <w:t xml:space="preserve"> </w:t>
-      </w:r>
-      <w:proofErr w:type="spellStart"/>
-      <w:r>
-        <w:rPr>
-          <w:rFonts w:cs="Times New Roman"/>
-          <w:sz w:val="24"/>
-          <w:szCs w:val="24"/>
-        </w:rPr>
-        <w:t>pertama</w:t>
-      </w:r>
-      <w:proofErr w:type="spellEnd"/>
-      <w:r>
-        <w:rPr>
-          <w:rFonts w:cs="Times New Roman"/>
-          <w:sz w:val="24"/>
-          <w:szCs w:val="24"/>
-        </w:rPr>
-        <w:t xml:space="preserve"> kali login, </w:t>
-      </w:r>
-      <w:proofErr w:type="spellStart"/>
-      <w:r>
-        <w:rPr>
-          <w:rFonts w:cs="Times New Roman"/>
-          <w:sz w:val="24"/>
-          <w:szCs w:val="24"/>
-        </w:rPr>
-        <w:t>jika</w:t>
-      </w:r>
-      <w:proofErr w:type="spellEnd"/>
-      <w:r>
-        <w:rPr>
-          <w:rFonts w:cs="Times New Roman"/>
-          <w:sz w:val="24"/>
-          <w:szCs w:val="24"/>
-        </w:rPr>
-        <w:t xml:space="preserve"> </w:t>
-      </w:r>
-      <w:proofErr w:type="spellStart"/>
-      <w:r>
-        <w:rPr>
-          <w:rFonts w:cs="Times New Roman"/>
-          <w:sz w:val="24"/>
-          <w:szCs w:val="24"/>
-        </w:rPr>
-        <w:t>ingin</w:t>
-      </w:r>
-      <w:proofErr w:type="spellEnd"/>
-      <w:r>
-        <w:rPr>
-          <w:rFonts w:cs="Times New Roman"/>
-          <w:sz w:val="24"/>
-          <w:szCs w:val="24"/>
-        </w:rPr>
-        <w:t xml:space="preserve"> </w:t>
-      </w:r>
-      <w:proofErr w:type="spellStart"/>
-      <w:r>
-        <w:rPr>
-          <w:rFonts w:cs="Times New Roman"/>
-          <w:sz w:val="24"/>
-          <w:szCs w:val="24"/>
-        </w:rPr>
-        <w:t>melakukan</w:t>
-      </w:r>
-      <w:proofErr w:type="spellEnd"/>
-      <w:r>
-        <w:rPr>
-          <w:rFonts w:cs="Times New Roman"/>
-          <w:sz w:val="24"/>
-          <w:szCs w:val="24"/>
-        </w:rPr>
-        <w:t xml:space="preserve"> </w:t>
-      </w:r>
-      <w:proofErr w:type="spellStart"/>
-      <w:r>
-        <w:rPr>
-          <w:rFonts w:cs="Times New Roman"/>
-          <w:sz w:val="24"/>
-          <w:szCs w:val="24"/>
-        </w:rPr>
-        <w:t>perubahan</w:t>
-      </w:r>
-      <w:proofErr w:type="spellEnd"/>
-      <w:r>
-        <w:rPr>
-          <w:rFonts w:cs="Times New Roman"/>
-          <w:sz w:val="24"/>
-          <w:szCs w:val="24"/>
-        </w:rPr>
-        <w:t xml:space="preserve"> password </w:t>
-      </w:r>
-      <w:proofErr w:type="spellStart"/>
-      <w:r>
-        <w:rPr>
-          <w:rFonts w:cs="Times New Roman"/>
-          <w:sz w:val="24"/>
-          <w:szCs w:val="24"/>
-        </w:rPr>
-        <w:t>atau</w:t>
-      </w:r>
-      <w:proofErr w:type="spellEnd"/>
-      <w:r>
-        <w:rPr>
-          <w:rFonts w:cs="Times New Roman"/>
-          <w:sz w:val="24"/>
-          <w:szCs w:val="24"/>
-        </w:rPr>
-        <w:t xml:space="preserve"> </w:t>
-      </w:r>
-      <w:proofErr w:type="spellStart"/>
-      <w:r>
-        <w:rPr>
-          <w:rFonts w:cs="Times New Roman"/>
-          <w:sz w:val="24"/>
-          <w:szCs w:val="24"/>
-        </w:rPr>
-        <w:t>lupa</w:t>
-      </w:r>
-      <w:proofErr w:type="spellEnd"/>
-      <w:r>
-        <w:rPr>
-          <w:rFonts w:cs="Times New Roman"/>
-          <w:sz w:val="24"/>
-          <w:szCs w:val="24"/>
-        </w:rPr>
-        <w:t xml:space="preserve"> password </w:t>
-      </w:r>
-      <w:proofErr w:type="spellStart"/>
-      <w:r>
-        <w:rPr>
-          <w:rFonts w:cs="Times New Roman"/>
-          <w:sz w:val="24"/>
-          <w:szCs w:val="24"/>
-        </w:rPr>
-        <w:t>harus</w:t>
-      </w:r>
-      <w:proofErr w:type="spellEnd"/>
-      <w:r>
-        <w:rPr>
-          <w:rFonts w:cs="Times New Roman"/>
-          <w:sz w:val="24"/>
-          <w:szCs w:val="24"/>
-        </w:rPr>
-        <w:t xml:space="preserve"> </w:t>
-      </w:r>
-      <w:proofErr w:type="spellStart"/>
-      <w:r>
-        <w:rPr>
-          <w:rFonts w:cs="Times New Roman"/>
-          <w:sz w:val="24"/>
-          <w:szCs w:val="24"/>
-        </w:rPr>
-        <w:t>menghubungi</w:t>
-      </w:r>
-      <w:proofErr w:type="spellEnd"/>
-      <w:r>
-        <w:rPr>
-          <w:rFonts w:cs="Times New Roman"/>
-          <w:sz w:val="24"/>
-          <w:szCs w:val="24"/>
-        </w:rPr>
-        <w:t xml:space="preserve"> </w:t>
-      </w:r>
-      <w:proofErr w:type="spellStart"/>
-      <w:r>
-        <w:rPr>
-          <w:rFonts w:cs="Times New Roman"/>
-          <w:sz w:val="24"/>
-          <w:szCs w:val="24"/>
-        </w:rPr>
-        <w:t>pengelola</w:t>
-      </w:r>
-      <w:proofErr w:type="spellEnd"/>
-      <w:r>
-        <w:rPr>
-          <w:rFonts w:cs="Times New Roman"/>
-          <w:sz w:val="24"/>
-          <w:szCs w:val="24"/>
-        </w:rPr>
-        <w:t>.</w:t>
+        <w:t>Password hanya dapat di ubah satu kali ketika pertama kali login, jika ingin melakukan perubahan password atau lupa password harus menghubungi pengelola.</w:t>
       </w:r>
     </w:p>
     <w:p>
@@ -4484,43 +1729,7 @@
           <w:sz w:val="24"/>
           <w:szCs w:val="24"/>
         </w:rPr>
-        <w:t xml:space="preserve">Pengelola memiliki lima menu utama, yaitu Dashboard, Riwayat, Pengaturan, Laporan, dan Profil. Pengelola mendapatkan akses yang lebih lengkap karena bertugas mengatur data pengguna dan </w:t>
-      </w:r>
-      <w:proofErr w:type="spellStart"/>
-      <w:r>
-        <w:rPr>
-          <w:rFonts w:eastAsia="Times New Roman" w:cs="Times New Roman"/>
-          <w:sz w:val="24"/>
-          <w:szCs w:val="24"/>
-        </w:rPr>
-        <w:t>memantau</w:t>
-      </w:r>
-      <w:proofErr w:type="spellEnd"/>
-      <w:r>
-        <w:rPr>
-          <w:rFonts w:eastAsia="Times New Roman" w:cs="Times New Roman"/>
-          <w:sz w:val="24"/>
-          <w:szCs w:val="24"/>
-        </w:rPr>
-        <w:t xml:space="preserve"> </w:t>
-      </w:r>
-      <w:proofErr w:type="spellStart"/>
-      <w:r>
-        <w:rPr>
-          <w:rFonts w:eastAsia="Times New Roman" w:cs="Times New Roman"/>
-          <w:sz w:val="24"/>
-          <w:szCs w:val="24"/>
-        </w:rPr>
-        <w:t>aktivitas</w:t>
-      </w:r>
-      <w:proofErr w:type="spellEnd"/>
-      <w:r>
-        <w:rPr>
-          <w:rFonts w:eastAsia="Times New Roman" w:cs="Times New Roman"/>
-          <w:sz w:val="24"/>
-          <w:szCs w:val="24"/>
-        </w:rPr>
-        <w:t xml:space="preserve"> RTB.</w:t>
+        <w:t>Pengelola memiliki lima menu utama, yaitu Dashboard, Riwayat, Pengaturan, Laporan, dan Profil. Pengelola mendapatkan akses yang lebih lengkap karena bertugas mengatur data pengguna dan memantau aktivitas RTB.</w:t>
       </w:r>
     </w:p>
     <w:p>
@@ -4558,25 +1767,7 @@
           <w:sz w:val="24"/>
           <w:szCs w:val="24"/>
         </w:rPr>
-        <w:t xml:space="preserve">Menampilkan jumlah mahasiswa di dalam RTB, di </w:t>
-      </w:r>
-      <w:proofErr w:type="spellStart"/>
-      <w:r>
-        <w:rPr>
-          <w:rFonts w:eastAsia="Times New Roman" w:cs="Times New Roman"/>
-          <w:sz w:val="24"/>
-          <w:szCs w:val="24"/>
-        </w:rPr>
-        <w:t>luar</w:t>
-      </w:r>
-      <w:proofErr w:type="spellEnd"/>
-      <w:r>
-        <w:rPr>
-          <w:rFonts w:eastAsia="Times New Roman" w:cs="Times New Roman"/>
-          <w:sz w:val="24"/>
-          <w:szCs w:val="24"/>
-        </w:rPr>
-        <w:t xml:space="preserve"> RTB,</w:t>
+        <w:t>Menampilkan jumlah mahasiswa di dalam RTB, di luar RTB,</w:t>
       </w:r>
       <w:r>
         <w:rPr>
@@ -4584,162 +1775,24 @@
           <w:sz w:val="24"/>
           <w:szCs w:val="24"/>
         </w:rPr>
-        <w:t xml:space="preserve"> </w:t>
+        <w:t xml:space="preserve"> keluar hari ini</w:t>
       </w:r>
-      <w:proofErr w:type="spellStart"/>
       <w:r>
         <w:rPr>
           <w:rFonts w:eastAsia="Times New Roman" w:cs="Times New Roman"/>
           <w:sz w:val="24"/>
           <w:szCs w:val="24"/>
         </w:rPr>
-        <w:t>keluar</w:t>
+        <w:t xml:space="preserve"> dan jumlah </w:t>
       </w:r>
-      <w:proofErr w:type="spellEnd"/>
       <w:r>
         <w:rPr>
           <w:rFonts w:eastAsia="Times New Roman" w:cs="Times New Roman"/>
           <w:sz w:val="24"/>
           <w:szCs w:val="24"/>
         </w:rPr>
-        <w:t xml:space="preserve"> </w:t>
+        <w:t>aktivitas form keluar dibuat hari ini</w:t>
       </w:r>
-      <w:proofErr w:type="spellStart"/>
-      <w:r>
-        <w:rPr>
-          <w:rFonts w:eastAsia="Times New Roman" w:cs="Times New Roman"/>
-          <w:sz w:val="24"/>
-          <w:szCs w:val="24"/>
-        </w:rPr>
-        <w:t>hari</w:t>
-      </w:r>
-      <w:proofErr w:type="spellEnd"/>
-      <w:r>
-        <w:rPr>
-          <w:rFonts w:eastAsia="Times New Roman" w:cs="Times New Roman"/>
-          <w:sz w:val="24"/>
-          <w:szCs w:val="24"/>
-        </w:rPr>
-        <w:t xml:space="preserve"> </w:t>
-      </w:r>
-      <w:proofErr w:type="spellStart"/>
-      <w:r>
-        <w:rPr>
-          <w:rFonts w:eastAsia="Times New Roman" w:cs="Times New Roman"/>
-          <w:sz w:val="24"/>
-          <w:szCs w:val="24"/>
-        </w:rPr>
-        <w:t>ini</w:t>
-      </w:r>
-      <w:proofErr w:type="spellEnd"/>
-      <w:r>
-        <w:rPr>
-          <w:rFonts w:eastAsia="Times New Roman" w:cs="Times New Roman"/>
-          <w:sz w:val="24"/>
-          <w:szCs w:val="24"/>
-        </w:rPr>
-        <w:t xml:space="preserve"> dan </w:t>
-      </w:r>
-      <w:proofErr w:type="spellStart"/>
-      <w:r>
-        <w:rPr>
-          <w:rFonts w:eastAsia="Times New Roman" w:cs="Times New Roman"/>
-          <w:sz w:val="24"/>
-          <w:szCs w:val="24"/>
-        </w:rPr>
-        <w:t>jumlah</w:t>
-      </w:r>
-      <w:proofErr w:type="spellEnd"/>
-      <w:r>
-        <w:rPr>
-          <w:rFonts w:eastAsia="Times New Roman" w:cs="Times New Roman"/>
-          <w:sz w:val="24"/>
-          <w:szCs w:val="24"/>
-        </w:rPr>
-        <w:t xml:space="preserve"> </w:t>
-      </w:r>
-      <w:proofErr w:type="spellStart"/>
-      <w:r>
-        <w:rPr>
-          <w:rFonts w:eastAsia="Times New Roman" w:cs="Times New Roman"/>
-          <w:sz w:val="24"/>
-          <w:szCs w:val="24"/>
-        </w:rPr>
-        <w:t>aktivitas</w:t>
-      </w:r>
-      <w:proofErr w:type="spellEnd"/>
-      <w:r>
-        <w:rPr>
-          <w:rFonts w:eastAsia="Times New Roman" w:cs="Times New Roman"/>
-          <w:sz w:val="24"/>
-          <w:szCs w:val="24"/>
-        </w:rPr>
-        <w:t xml:space="preserve"> form </w:t>
-      </w:r>
-      <w:proofErr w:type="spellStart"/>
-      <w:r>
-        <w:rPr>
-          <w:rFonts w:eastAsia="Times New Roman" w:cs="Times New Roman"/>
-          <w:sz w:val="24"/>
-          <w:szCs w:val="24"/>
-        </w:rPr>
-        <w:t>keluar</w:t>
-      </w:r>
-      <w:proofErr w:type="spellEnd"/>
-      <w:r>
-        <w:rPr>
-          <w:rFonts w:eastAsia="Times New Roman" w:cs="Times New Roman"/>
-          <w:sz w:val="24"/>
-          <w:szCs w:val="24"/>
-        </w:rPr>
-        <w:t xml:space="preserve"> </w:t>
-      </w:r>
-      <w:proofErr w:type="spellStart"/>
-      <w:r>
-        <w:rPr>
-          <w:rFonts w:eastAsia="Times New Roman" w:cs="Times New Roman"/>
-          <w:sz w:val="24"/>
-          <w:szCs w:val="24"/>
-        </w:rPr>
-        <w:t>dibuat</w:t>
-      </w:r>
-      <w:proofErr w:type="spellEnd"/>
-      <w:r>
-        <w:rPr>
-          <w:rFonts w:eastAsia="Times New Roman" w:cs="Times New Roman"/>
-          <w:sz w:val="24"/>
-          <w:szCs w:val="24"/>
-        </w:rPr>
-        <w:t xml:space="preserve"> </w:t>
-      </w:r>
-      <w:proofErr w:type="spellStart"/>
-      <w:r>
-        <w:rPr>
-          <w:rFonts w:eastAsia="Times New Roman" w:cs="Times New Roman"/>
-          <w:sz w:val="24"/>
-          <w:szCs w:val="24"/>
-        </w:rPr>
-        <w:t>hari</w:t>
-      </w:r>
-      <w:proofErr w:type="spellEnd"/>
-      <w:r>
-        <w:rPr>
-          <w:rFonts w:eastAsia="Times New Roman" w:cs="Times New Roman"/>
-          <w:sz w:val="24"/>
-          <w:szCs w:val="24"/>
-        </w:rPr>
-        <w:t xml:space="preserve"> </w:t>
-      </w:r>
-      <w:proofErr w:type="spellStart"/>
-      <w:r>
-        <w:rPr>
-          <w:rFonts w:eastAsia="Times New Roman" w:cs="Times New Roman"/>
-          <w:sz w:val="24"/>
-          <w:szCs w:val="24"/>
-        </w:rPr>
-        <w:t>ini</w:t>
-      </w:r>
-      <w:proofErr w:type="spellEnd"/>
       <w:r>
         <w:rPr>
           <w:rFonts w:eastAsia="Times New Roman" w:cs="Times New Roman"/>
@@ -4768,61 +1821,7 @@
           <w:sz w:val="24"/>
           <w:szCs w:val="24"/>
         </w:rPr>
-        <w:t xml:space="preserve">Grafik aktivitas keluar-masuk dapat diatur dari tanggal awal sampai </w:t>
-      </w:r>
-      <w:proofErr w:type="spellStart"/>
-      <w:r>
-        <w:rPr>
-          <w:rFonts w:eastAsia="Times New Roman" w:cs="Times New Roman"/>
-          <w:sz w:val="24"/>
-          <w:szCs w:val="24"/>
-        </w:rPr>
-        <w:t>tanggal</w:t>
-      </w:r>
-      <w:proofErr w:type="spellEnd"/>
-      <w:r>
-        <w:rPr>
-          <w:rFonts w:eastAsia="Times New Roman" w:cs="Times New Roman"/>
-          <w:sz w:val="24"/>
-          <w:szCs w:val="24"/>
-        </w:rPr>
-        <w:t xml:space="preserve"> </w:t>
-      </w:r>
-      <w:proofErr w:type="spellStart"/>
-      <w:r>
-        <w:rPr>
-          <w:rFonts w:eastAsia="Times New Roman" w:cs="Times New Roman"/>
-          <w:sz w:val="24"/>
-          <w:szCs w:val="24"/>
-        </w:rPr>
-        <w:t>akhir</w:t>
-      </w:r>
-      <w:proofErr w:type="spellEnd"/>
-      <w:r>
-        <w:rPr>
-          <w:rFonts w:eastAsia="Times New Roman" w:cs="Times New Roman"/>
-          <w:sz w:val="24"/>
-          <w:szCs w:val="24"/>
-        </w:rPr>
-        <w:t xml:space="preserve"> yang </w:t>
-      </w:r>
-      <w:proofErr w:type="spellStart"/>
-      <w:r>
-        <w:rPr>
-          <w:rFonts w:eastAsia="Times New Roman" w:cs="Times New Roman"/>
-          <w:sz w:val="24"/>
-          <w:szCs w:val="24"/>
-        </w:rPr>
-        <w:t>dipilih</w:t>
-      </w:r>
-      <w:proofErr w:type="spellEnd"/>
-      <w:r>
-        <w:rPr>
-          <w:rFonts w:eastAsia="Times New Roman" w:cs="Times New Roman"/>
-          <w:sz w:val="24"/>
-          <w:szCs w:val="24"/>
-        </w:rPr>
-        <w:t>.</w:t>
+        <w:t>Grafik aktivitas keluar-masuk dapat diatur dari tanggal awal sampai tanggal akhir yang dipilih.</w:t>
       </w:r>
     </w:p>
     <w:p>
@@ -4838,203 +1837,13 @@
           <w:szCs w:val="24"/>
         </w:rPr>
       </w:pPr>
-      <w:proofErr w:type="spellStart"/>
       <w:r>
         <w:rPr>
           <w:rFonts w:eastAsia="Times New Roman" w:cs="Times New Roman"/>
           <w:sz w:val="24"/>
           <w:szCs w:val="24"/>
         </w:rPr>
-        <w:t>Keberadaan</w:t>
-      </w:r>
-      <w:proofErr w:type="spellEnd"/>
-      <w:r>
-        <w:rPr>
-          <w:rFonts w:eastAsia="Times New Roman" w:cs="Times New Roman"/>
-          <w:sz w:val="24"/>
-          <w:szCs w:val="24"/>
-        </w:rPr>
-        <w:t xml:space="preserve"> </w:t>
-      </w:r>
-      <w:proofErr w:type="spellStart"/>
-      <w:r>
-        <w:rPr>
-          <w:rFonts w:eastAsia="Times New Roman" w:cs="Times New Roman"/>
-          <w:sz w:val="24"/>
-          <w:szCs w:val="24"/>
-        </w:rPr>
-        <w:t>saat</w:t>
-      </w:r>
-      <w:proofErr w:type="spellEnd"/>
-      <w:r>
-        <w:rPr>
-          <w:rFonts w:eastAsia="Times New Roman" w:cs="Times New Roman"/>
-          <w:sz w:val="24"/>
-          <w:szCs w:val="24"/>
-        </w:rPr>
-        <w:t xml:space="preserve"> </w:t>
-      </w:r>
-      <w:proofErr w:type="spellStart"/>
-      <w:r>
-        <w:rPr>
-          <w:rFonts w:eastAsia="Times New Roman" w:cs="Times New Roman"/>
-          <w:sz w:val="24"/>
-          <w:szCs w:val="24"/>
-        </w:rPr>
-        <w:t>ini</w:t>
-      </w:r>
-      <w:proofErr w:type="spellEnd"/>
-      <w:r>
-        <w:rPr>
-          <w:rFonts w:eastAsia="Times New Roman" w:cs="Times New Roman"/>
-          <w:sz w:val="24"/>
-          <w:szCs w:val="24"/>
-        </w:rPr>
-        <w:t xml:space="preserve"> </w:t>
-      </w:r>
-      <w:proofErr w:type="spellStart"/>
-      <w:r>
-        <w:rPr>
-          <w:rFonts w:eastAsia="Times New Roman" w:cs="Times New Roman"/>
-          <w:sz w:val="24"/>
-          <w:szCs w:val="24"/>
-        </w:rPr>
-        <w:t>berapa</w:t>
-      </w:r>
-      <w:proofErr w:type="spellEnd"/>
-      <w:r>
-        <w:rPr>
-          <w:rFonts w:eastAsia="Times New Roman" w:cs="Times New Roman"/>
-          <w:sz w:val="24"/>
-          <w:szCs w:val="24"/>
-        </w:rPr>
-        <w:t xml:space="preserve"> </w:t>
-      </w:r>
-      <w:proofErr w:type="spellStart"/>
-      <w:r>
-        <w:rPr>
-          <w:rFonts w:eastAsia="Times New Roman" w:cs="Times New Roman"/>
-          <w:sz w:val="24"/>
-          <w:szCs w:val="24"/>
-        </w:rPr>
-        <w:t>banyak</w:t>
-      </w:r>
-      <w:proofErr w:type="spellEnd"/>
-      <w:r>
-        <w:rPr>
-          <w:rFonts w:eastAsia="Times New Roman" w:cs="Times New Roman"/>
-          <w:sz w:val="24"/>
-          <w:szCs w:val="24"/>
-        </w:rPr>
-        <w:t xml:space="preserve"> yang </w:t>
-      </w:r>
-      <w:proofErr w:type="spellStart"/>
-      <w:r>
-        <w:rPr>
-          <w:rFonts w:eastAsia="Times New Roman" w:cs="Times New Roman"/>
-          <w:sz w:val="24"/>
-          <w:szCs w:val="24"/>
-        </w:rPr>
-        <w:t>didalam</w:t>
-      </w:r>
-      <w:proofErr w:type="spellEnd"/>
-      <w:r>
-        <w:rPr>
-          <w:rFonts w:eastAsia="Times New Roman" w:cs="Times New Roman"/>
-          <w:sz w:val="24"/>
-          <w:szCs w:val="24"/>
-        </w:rPr>
-        <w:t xml:space="preserve"> dan </w:t>
-      </w:r>
-      <w:proofErr w:type="spellStart"/>
-      <w:r>
-        <w:rPr>
-          <w:rFonts w:eastAsia="Times New Roman" w:cs="Times New Roman"/>
-          <w:sz w:val="24"/>
-          <w:szCs w:val="24"/>
-        </w:rPr>
-        <w:t>diluar</w:t>
-      </w:r>
-      <w:proofErr w:type="spellEnd"/>
-      <w:r>
-        <w:rPr>
-          <w:rFonts w:eastAsia="Times New Roman" w:cs="Times New Roman"/>
-          <w:sz w:val="24"/>
-          <w:szCs w:val="24"/>
-        </w:rPr>
-        <w:t xml:space="preserve"> </w:t>
-      </w:r>
-      <w:proofErr w:type="spellStart"/>
-      <w:r>
-        <w:rPr>
-          <w:rFonts w:eastAsia="Times New Roman" w:cs="Times New Roman"/>
-          <w:sz w:val="24"/>
-          <w:szCs w:val="24"/>
-        </w:rPr>
-        <w:t>dapat</w:t>
-      </w:r>
-      <w:proofErr w:type="spellEnd"/>
-      <w:r>
-        <w:rPr>
-          <w:rFonts w:eastAsia="Times New Roman" w:cs="Times New Roman"/>
-          <w:sz w:val="24"/>
-          <w:szCs w:val="24"/>
-        </w:rPr>
-        <w:t xml:space="preserve"> </w:t>
-      </w:r>
-      <w:proofErr w:type="spellStart"/>
-      <w:r>
-        <w:rPr>
-          <w:rFonts w:eastAsia="Times New Roman" w:cs="Times New Roman"/>
-          <w:sz w:val="24"/>
-          <w:szCs w:val="24"/>
-        </w:rPr>
-        <w:t>dilihat</w:t>
-      </w:r>
-      <w:proofErr w:type="spellEnd"/>
-      <w:r>
-        <w:rPr>
-          <w:rFonts w:eastAsia="Times New Roman" w:cs="Times New Roman"/>
-          <w:sz w:val="24"/>
-          <w:szCs w:val="24"/>
-        </w:rPr>
-        <w:t xml:space="preserve"> </w:t>
-      </w:r>
-      <w:proofErr w:type="spellStart"/>
-      <w:r>
-        <w:rPr>
-          <w:rFonts w:eastAsia="Times New Roman" w:cs="Times New Roman"/>
-          <w:sz w:val="24"/>
-          <w:szCs w:val="24"/>
-        </w:rPr>
-        <w:t>dalam</w:t>
-      </w:r>
-      <w:proofErr w:type="spellEnd"/>
-      <w:r>
-        <w:rPr>
-          <w:rFonts w:eastAsia="Times New Roman" w:cs="Times New Roman"/>
-          <w:sz w:val="24"/>
-          <w:szCs w:val="24"/>
-        </w:rPr>
-        <w:t xml:space="preserve"> diagram </w:t>
-      </w:r>
-      <w:proofErr w:type="spellStart"/>
-      <w:r>
-        <w:rPr>
-          <w:rFonts w:eastAsia="Times New Roman" w:cs="Times New Roman"/>
-          <w:sz w:val="24"/>
-          <w:szCs w:val="24"/>
-        </w:rPr>
-        <w:t>lingkaran</w:t>
-      </w:r>
-      <w:proofErr w:type="spellEnd"/>
-      <w:r>
-        <w:rPr>
-          <w:rFonts w:eastAsia="Times New Roman" w:cs="Times New Roman"/>
-          <w:sz w:val="24"/>
-          <w:szCs w:val="24"/>
-        </w:rPr>
-        <w:t>.</w:t>
+        <w:t>Keberadaan saat ini berapa banyak yang didalam dan diluar dapat dilihat dalam diagram lingkaran.</w:t>
       </w:r>
     </w:p>
     <w:p>
@@ -5056,61 +1865,7 @@
           <w:sz w:val="24"/>
           <w:szCs w:val="24"/>
         </w:rPr>
-        <w:t xml:space="preserve">Jam Sibuk Keluar-Masuk menunjukkan waktu dengan </w:t>
-      </w:r>
-      <w:proofErr w:type="spellStart"/>
-      <w:r>
-        <w:rPr>
-          <w:rFonts w:eastAsia="Times New Roman" w:cs="Times New Roman"/>
-          <w:sz w:val="24"/>
-          <w:szCs w:val="24"/>
-        </w:rPr>
-        <w:t>jumlah</w:t>
-      </w:r>
-      <w:proofErr w:type="spellEnd"/>
-      <w:r>
-        <w:rPr>
-          <w:rFonts w:eastAsia="Times New Roman" w:cs="Times New Roman"/>
-          <w:sz w:val="24"/>
-          <w:szCs w:val="24"/>
-        </w:rPr>
-        <w:t xml:space="preserve"> </w:t>
-      </w:r>
-      <w:proofErr w:type="spellStart"/>
-      <w:r>
-        <w:rPr>
-          <w:rFonts w:eastAsia="Times New Roman" w:cs="Times New Roman"/>
-          <w:sz w:val="24"/>
-          <w:szCs w:val="24"/>
-        </w:rPr>
-        <w:t>aktivitas</w:t>
-      </w:r>
-      <w:proofErr w:type="spellEnd"/>
-      <w:r>
-        <w:rPr>
-          <w:rFonts w:eastAsia="Times New Roman" w:cs="Times New Roman"/>
-          <w:sz w:val="24"/>
-          <w:szCs w:val="24"/>
-        </w:rPr>
-        <w:t xml:space="preserve"> paling </w:t>
-      </w:r>
-      <w:proofErr w:type="spellStart"/>
-      <w:r>
-        <w:rPr>
-          <w:rFonts w:eastAsia="Times New Roman" w:cs="Times New Roman"/>
-          <w:sz w:val="24"/>
-          <w:szCs w:val="24"/>
-        </w:rPr>
-        <w:t>banyak</w:t>
-      </w:r>
-      <w:proofErr w:type="spellEnd"/>
-      <w:r>
-        <w:rPr>
-          <w:rFonts w:eastAsia="Times New Roman" w:cs="Times New Roman"/>
-          <w:sz w:val="24"/>
-          <w:szCs w:val="24"/>
-        </w:rPr>
-        <w:t>.</w:t>
+        <w:t>Jam Sibuk Keluar-Masuk menunjukkan waktu dengan jumlah aktivitas paling banyak.</w:t>
       </w:r>
       <w:r>
         <w:rPr>
@@ -5118,187 +1873,7 @@
           <w:sz w:val="24"/>
           <w:szCs w:val="24"/>
         </w:rPr>
-        <w:t xml:space="preserve"> Dapat </w:t>
-      </w:r>
-      <w:proofErr w:type="spellStart"/>
-      <w:r>
-        <w:rPr>
-          <w:rFonts w:eastAsia="Times New Roman" w:cs="Times New Roman"/>
-          <w:sz w:val="24"/>
-          <w:szCs w:val="24"/>
-        </w:rPr>
-        <w:t>diatur</w:t>
-      </w:r>
-      <w:proofErr w:type="spellEnd"/>
-      <w:r>
-        <w:rPr>
-          <w:rFonts w:eastAsia="Times New Roman" w:cs="Times New Roman"/>
-          <w:sz w:val="24"/>
-          <w:szCs w:val="24"/>
-        </w:rPr>
-        <w:t xml:space="preserve"> </w:t>
-      </w:r>
-      <w:proofErr w:type="spellStart"/>
-      <w:r>
-        <w:rPr>
-          <w:rFonts w:eastAsia="Times New Roman" w:cs="Times New Roman"/>
-          <w:sz w:val="24"/>
-          <w:szCs w:val="24"/>
-        </w:rPr>
-        <w:t>dari</w:t>
-      </w:r>
-      <w:proofErr w:type="spellEnd"/>
-      <w:r>
-        <w:rPr>
-          <w:rFonts w:eastAsia="Times New Roman" w:cs="Times New Roman"/>
-          <w:sz w:val="24"/>
-          <w:szCs w:val="24"/>
-        </w:rPr>
-        <w:t xml:space="preserve"> </w:t>
-      </w:r>
-      <w:proofErr w:type="spellStart"/>
-      <w:r>
-        <w:rPr>
-          <w:rFonts w:eastAsia="Times New Roman" w:cs="Times New Roman"/>
-          <w:sz w:val="24"/>
-          <w:szCs w:val="24"/>
-        </w:rPr>
-        <w:t>tanggal</w:t>
-      </w:r>
-      <w:proofErr w:type="spellEnd"/>
-      <w:r>
-        <w:rPr>
-          <w:rFonts w:eastAsia="Times New Roman" w:cs="Times New Roman"/>
-          <w:sz w:val="24"/>
-          <w:szCs w:val="24"/>
-        </w:rPr>
-        <w:t xml:space="preserve"> </w:t>
-      </w:r>
-      <w:proofErr w:type="spellStart"/>
-      <w:r>
-        <w:rPr>
-          <w:rFonts w:eastAsia="Times New Roman" w:cs="Times New Roman"/>
-          <w:sz w:val="24"/>
-          <w:szCs w:val="24"/>
-        </w:rPr>
-        <w:t>awal</w:t>
-      </w:r>
-      <w:proofErr w:type="spellEnd"/>
-      <w:r>
-        <w:rPr>
-          <w:rFonts w:eastAsia="Times New Roman" w:cs="Times New Roman"/>
-          <w:sz w:val="24"/>
-          <w:szCs w:val="24"/>
-        </w:rPr>
-        <w:t xml:space="preserve"> </w:t>
-      </w:r>
-      <w:proofErr w:type="spellStart"/>
-      <w:r>
-        <w:rPr>
-          <w:rFonts w:eastAsia="Times New Roman" w:cs="Times New Roman"/>
-          <w:sz w:val="24"/>
-          <w:szCs w:val="24"/>
-        </w:rPr>
-        <w:t>sampai</w:t>
-      </w:r>
-      <w:proofErr w:type="spellEnd"/>
-      <w:r>
-        <w:rPr>
-          <w:rFonts w:eastAsia="Times New Roman" w:cs="Times New Roman"/>
-          <w:sz w:val="24"/>
-          <w:szCs w:val="24"/>
-        </w:rPr>
-        <w:t xml:space="preserve"> </w:t>
-      </w:r>
-      <w:proofErr w:type="spellStart"/>
-      <w:r>
-        <w:rPr>
-          <w:rFonts w:eastAsia="Times New Roman" w:cs="Times New Roman"/>
-          <w:sz w:val="24"/>
-          <w:szCs w:val="24"/>
-        </w:rPr>
-        <w:t>tanggal</w:t>
-      </w:r>
-      <w:proofErr w:type="spellEnd"/>
-      <w:r>
-        <w:rPr>
-          <w:rFonts w:eastAsia="Times New Roman" w:cs="Times New Roman"/>
-          <w:sz w:val="24"/>
-          <w:szCs w:val="24"/>
-        </w:rPr>
-        <w:t xml:space="preserve"> </w:t>
-      </w:r>
-      <w:proofErr w:type="spellStart"/>
-      <w:r>
-        <w:rPr>
-          <w:rFonts w:eastAsia="Times New Roman" w:cs="Times New Roman"/>
-          <w:sz w:val="24"/>
-          <w:szCs w:val="24"/>
-        </w:rPr>
-        <w:t>akhir</w:t>
-      </w:r>
-      <w:proofErr w:type="spellEnd"/>
-      <w:r>
-        <w:rPr>
-          <w:rFonts w:eastAsia="Times New Roman" w:cs="Times New Roman"/>
-          <w:sz w:val="24"/>
-          <w:szCs w:val="24"/>
-        </w:rPr>
-        <w:t xml:space="preserve"> yang </w:t>
-      </w:r>
-      <w:proofErr w:type="spellStart"/>
-      <w:r>
-        <w:rPr>
-          <w:rFonts w:eastAsia="Times New Roman" w:cs="Times New Roman"/>
-          <w:sz w:val="24"/>
-          <w:szCs w:val="24"/>
-        </w:rPr>
-        <w:t>dipilih</w:t>
-      </w:r>
-      <w:proofErr w:type="spellEnd"/>
-      <w:r>
-        <w:rPr>
-          <w:rFonts w:eastAsia="Times New Roman" w:cs="Times New Roman"/>
-          <w:sz w:val="24"/>
-          <w:szCs w:val="24"/>
-        </w:rPr>
-        <w:t xml:space="preserve"> </w:t>
-      </w:r>
-      <w:proofErr w:type="spellStart"/>
-      <w:r>
-        <w:rPr>
-          <w:rFonts w:eastAsia="Times New Roman" w:cs="Times New Roman"/>
-          <w:sz w:val="24"/>
-          <w:szCs w:val="24"/>
-        </w:rPr>
-        <w:t>untuk</w:t>
-      </w:r>
-      <w:proofErr w:type="spellEnd"/>
-      <w:r>
-        <w:rPr>
-          <w:rFonts w:eastAsia="Times New Roman" w:cs="Times New Roman"/>
-          <w:sz w:val="24"/>
-          <w:szCs w:val="24"/>
-        </w:rPr>
-        <w:t xml:space="preserve"> </w:t>
-      </w:r>
-      <w:proofErr w:type="spellStart"/>
-      <w:r>
-        <w:rPr>
-          <w:rFonts w:eastAsia="Times New Roman" w:cs="Times New Roman"/>
-          <w:sz w:val="24"/>
-          <w:szCs w:val="24"/>
-        </w:rPr>
-        <w:t>dilihat</w:t>
-      </w:r>
-      <w:proofErr w:type="spellEnd"/>
-      <w:r>
-        <w:rPr>
-          <w:rFonts w:eastAsia="Times New Roman" w:cs="Times New Roman"/>
-          <w:sz w:val="24"/>
-          <w:szCs w:val="24"/>
-        </w:rPr>
-        <w:t>.</w:t>
+        <w:t xml:space="preserve"> Dapat diatur dari tanggal awal sampai tanggal akhir yang dipilih untuk dilihat.</w:t>
       </w:r>
     </w:p>
     <w:p>
@@ -5314,23 +1889,13 @@
           <w:szCs w:val="24"/>
         </w:rPr>
       </w:pPr>
-      <w:proofErr w:type="spellStart"/>
       <w:r>
         <w:rPr>
           <w:rFonts w:eastAsia="Times New Roman" w:cs="Times New Roman"/>
           <w:sz w:val="24"/>
           <w:szCs w:val="24"/>
         </w:rPr>
-        <w:t>Rekap</w:t>
-      </w:r>
-      <w:proofErr w:type="spellEnd"/>
-      <w:r>
-        <w:rPr>
-          <w:rFonts w:eastAsia="Times New Roman" w:cs="Times New Roman"/>
-          <w:sz w:val="24"/>
-          <w:szCs w:val="24"/>
-        </w:rPr>
-        <w:t xml:space="preserve"> </w:t>
+        <w:t xml:space="preserve">Rekap </w:t>
       </w:r>
       <w:r>
         <w:rPr>
@@ -5346,25 +1911,7 @@
           <w:sz w:val="24"/>
           <w:szCs w:val="24"/>
         </w:rPr>
-        <w:t xml:space="preserve">ing </w:t>
-      </w:r>
-      <w:proofErr w:type="spellStart"/>
-      <w:r>
-        <w:rPr>
-          <w:rFonts w:eastAsia="Times New Roman" w:cs="Times New Roman"/>
-          <w:sz w:val="24"/>
-          <w:szCs w:val="24"/>
-        </w:rPr>
-        <w:t>menampilkan</w:t>
-      </w:r>
-      <w:proofErr w:type="spellEnd"/>
-      <w:r>
-        <w:rPr>
-          <w:rFonts w:eastAsia="Times New Roman" w:cs="Times New Roman"/>
-          <w:sz w:val="24"/>
-          <w:szCs w:val="24"/>
-        </w:rPr>
-        <w:t xml:space="preserve"> </w:t>
+        <w:t xml:space="preserve">ing menampilkan </w:t>
       </w:r>
       <w:r>
         <w:rPr>
@@ -5372,54 +1919,8 @@
           <w:sz w:val="24"/>
           <w:szCs w:val="24"/>
         </w:rPr>
-        <w:t xml:space="preserve">wing mana yang paling </w:t>
+        <w:t>wing mana yang paling sering mengajukan izin</w:t>
       </w:r>
-      <w:proofErr w:type="spellStart"/>
-      <w:r>
-        <w:rPr>
-          <w:rFonts w:eastAsia="Times New Roman" w:cs="Times New Roman"/>
-          <w:sz w:val="24"/>
-          <w:szCs w:val="24"/>
-        </w:rPr>
-        <w:t>sering</w:t>
-      </w:r>
-      <w:proofErr w:type="spellEnd"/>
-      <w:r>
-        <w:rPr>
-          <w:rFonts w:eastAsia="Times New Roman" w:cs="Times New Roman"/>
-          <w:sz w:val="24"/>
-          <w:szCs w:val="24"/>
-        </w:rPr>
-        <w:t xml:space="preserve"> </w:t>
-      </w:r>
-      <w:proofErr w:type="spellStart"/>
-      <w:r>
-        <w:rPr>
-          <w:rFonts w:eastAsia="Times New Roman" w:cs="Times New Roman"/>
-          <w:sz w:val="24"/>
-          <w:szCs w:val="24"/>
-        </w:rPr>
-        <w:t>mengajukan</w:t>
-      </w:r>
-      <w:proofErr w:type="spellEnd"/>
-      <w:r>
-        <w:rPr>
-          <w:rFonts w:eastAsia="Times New Roman" w:cs="Times New Roman"/>
-          <w:sz w:val="24"/>
-          <w:szCs w:val="24"/>
-        </w:rPr>
-        <w:t xml:space="preserve"> </w:t>
-      </w:r>
-      <w:proofErr w:type="spellStart"/>
-      <w:r>
-        <w:rPr>
-          <w:rFonts w:eastAsia="Times New Roman" w:cs="Times New Roman"/>
-          <w:sz w:val="24"/>
-          <w:szCs w:val="24"/>
-        </w:rPr>
-        <w:t>izin</w:t>
-      </w:r>
-      <w:proofErr w:type="spellEnd"/>
       <w:r>
         <w:rPr>
           <w:rFonts w:eastAsia="Times New Roman" w:cs="Times New Roman"/>
@@ -5611,72 +2112,8 @@
           <w:sz w:val="24"/>
           <w:szCs w:val="24"/>
         </w:rPr>
-        <w:t xml:space="preserve">Nama satpam yang memproses </w:t>
+        <w:t>Nama satpam yang memproses setiap izin tetap ditampilkan</w:t>
       </w:r>
-      <w:proofErr w:type="spellStart"/>
-      <w:r>
-        <w:rPr>
-          <w:rFonts w:eastAsia="Times New Roman" w:cs="Times New Roman"/>
-          <w:sz w:val="24"/>
-          <w:szCs w:val="24"/>
-        </w:rPr>
-        <w:t>setiap</w:t>
-      </w:r>
-      <w:proofErr w:type="spellEnd"/>
-      <w:r>
-        <w:rPr>
-          <w:rFonts w:eastAsia="Times New Roman" w:cs="Times New Roman"/>
-          <w:sz w:val="24"/>
-          <w:szCs w:val="24"/>
-        </w:rPr>
-        <w:t xml:space="preserve"> </w:t>
-      </w:r>
-      <w:proofErr w:type="spellStart"/>
-      <w:r>
-        <w:rPr>
-          <w:rFonts w:eastAsia="Times New Roman" w:cs="Times New Roman"/>
-          <w:sz w:val="24"/>
-          <w:szCs w:val="24"/>
-        </w:rPr>
-        <w:t>izin</w:t>
-      </w:r>
-      <w:proofErr w:type="spellEnd"/>
-      <w:r>
-        <w:rPr>
-          <w:rFonts w:eastAsia="Times New Roman" w:cs="Times New Roman"/>
-          <w:sz w:val="24"/>
-          <w:szCs w:val="24"/>
-        </w:rPr>
-        <w:t xml:space="preserve"> </w:t>
-      </w:r>
-      <w:proofErr w:type="spellStart"/>
-      <w:r>
-        <w:rPr>
-          <w:rFonts w:eastAsia="Times New Roman" w:cs="Times New Roman"/>
-          <w:sz w:val="24"/>
-          <w:szCs w:val="24"/>
-        </w:rPr>
-        <w:t>tetap</w:t>
-      </w:r>
-      <w:proofErr w:type="spellEnd"/>
-      <w:r>
-        <w:rPr>
-          <w:rFonts w:eastAsia="Times New Roman" w:cs="Times New Roman"/>
-          <w:sz w:val="24"/>
-          <w:szCs w:val="24"/>
-        </w:rPr>
-        <w:t xml:space="preserve"> </w:t>
-      </w:r>
-      <w:proofErr w:type="spellStart"/>
-      <w:r>
-        <w:rPr>
-          <w:rFonts w:eastAsia="Times New Roman" w:cs="Times New Roman"/>
-          <w:sz w:val="24"/>
-          <w:szCs w:val="24"/>
-        </w:rPr>
-        <w:t>ditampilkan</w:t>
-      </w:r>
-      <w:proofErr w:type="spellEnd"/>
       <w:r>
         <w:rPr>
           <w:rFonts w:eastAsia="Times New Roman" w:cs="Times New Roman"/>
@@ -5716,7 +2153,6 @@
           <w:szCs w:val="24"/>
         </w:rPr>
       </w:pPr>
-      <w:proofErr w:type="spellStart"/>
       <w:r>
         <w:rPr>
           <w:rFonts w:ascii="Times New Roman" w:eastAsia="Times New Roman" w:hAnsi="Times New Roman" w:cs="Times New Roman"/>
@@ -5732,7 +2168,6 @@
         </w:rPr>
         <w:t>engaturan</w:t>
       </w:r>
-      <w:proofErr w:type="spellEnd"/>
     </w:p>
     <w:p>
       <w:pPr>
@@ -5754,90 +2189,16 @@
           <w:sz w:val="24"/>
           <w:szCs w:val="24"/>
         </w:rPr>
-        <w:t xml:space="preserve">Master Penghuni digunakan untuk menambah, mengubah, atau </w:t>
+        <w:t>Master Penghuni digunakan untuk menambah, mengubah, atau mengimpor data mahasiswa melalui</w:t>
       </w:r>
-      <w:proofErr w:type="spellStart"/>
       <w:r>
         <w:rPr>
           <w:rFonts w:eastAsia="Times New Roman" w:cs="Times New Roman"/>
           <w:sz w:val="24"/>
           <w:szCs w:val="24"/>
         </w:rPr>
-        <w:t>mengimpor</w:t>
+        <w:t xml:space="preserve"> manual atau impor</w:t>
       </w:r>
-      <w:proofErr w:type="spellEnd"/>
-      <w:r>
-        <w:rPr>
-          <w:rFonts w:eastAsia="Times New Roman" w:cs="Times New Roman"/>
-          <w:sz w:val="24"/>
-          <w:szCs w:val="24"/>
-        </w:rPr>
-        <w:t xml:space="preserve"> data </w:t>
-      </w:r>
-      <w:proofErr w:type="spellStart"/>
-      <w:r>
-        <w:rPr>
-          <w:rFonts w:eastAsia="Times New Roman" w:cs="Times New Roman"/>
-          <w:sz w:val="24"/>
-          <w:szCs w:val="24"/>
-        </w:rPr>
-        <w:t>mahasiswa</w:t>
-      </w:r>
-      <w:proofErr w:type="spellEnd"/>
-      <w:r>
-        <w:rPr>
-          <w:rFonts w:eastAsia="Times New Roman" w:cs="Times New Roman"/>
-          <w:sz w:val="24"/>
-          <w:szCs w:val="24"/>
-        </w:rPr>
-        <w:t xml:space="preserve"> </w:t>
-      </w:r>
-      <w:proofErr w:type="spellStart"/>
-      <w:r>
-        <w:rPr>
-          <w:rFonts w:eastAsia="Times New Roman" w:cs="Times New Roman"/>
-          <w:sz w:val="24"/>
-          <w:szCs w:val="24"/>
-        </w:rPr>
-        <w:t>melalui</w:t>
-      </w:r>
-      <w:proofErr w:type="spellEnd"/>
-      <w:r>
-        <w:rPr>
-          <w:rFonts w:eastAsia="Times New Roman" w:cs="Times New Roman"/>
-          <w:sz w:val="24"/>
-          <w:szCs w:val="24"/>
-        </w:rPr>
-        <w:t xml:space="preserve"> manual </w:t>
-      </w:r>
-      <w:proofErr w:type="spellStart"/>
-      <w:r>
-        <w:rPr>
-          <w:rFonts w:eastAsia="Times New Roman" w:cs="Times New Roman"/>
-          <w:sz w:val="24"/>
-          <w:szCs w:val="24"/>
-        </w:rPr>
-        <w:t>atau</w:t>
-      </w:r>
-      <w:proofErr w:type="spellEnd"/>
-      <w:r>
-        <w:rPr>
-          <w:rFonts w:eastAsia="Times New Roman" w:cs="Times New Roman"/>
-          <w:sz w:val="24"/>
-          <w:szCs w:val="24"/>
-        </w:rPr>
-        <w:t xml:space="preserve"> </w:t>
-      </w:r>
-      <w:proofErr w:type="spellStart"/>
-      <w:r>
-        <w:rPr>
-          <w:rFonts w:eastAsia="Times New Roman" w:cs="Times New Roman"/>
-          <w:sz w:val="24"/>
-          <w:szCs w:val="24"/>
-        </w:rPr>
-        <w:t>impor</w:t>
-      </w:r>
-      <w:proofErr w:type="spellEnd"/>
       <w:r>
         <w:rPr>
           <w:rFonts w:eastAsia="Times New Roman" w:cs="Times New Roman"/>
@@ -5867,205 +2228,7 @@
           <w:sz w:val="24"/>
           <w:szCs w:val="24"/>
         </w:rPr>
-        <w:t xml:space="preserve">Data </w:t>
-      </w:r>
-      <w:proofErr w:type="spellStart"/>
-      <w:r>
-        <w:rPr>
-          <w:rFonts w:eastAsia="Times New Roman" w:cs="Times New Roman"/>
-          <w:sz w:val="24"/>
-          <w:szCs w:val="24"/>
-        </w:rPr>
-        <w:t>akses</w:t>
-      </w:r>
-      <w:proofErr w:type="spellEnd"/>
-      <w:r>
-        <w:rPr>
-          <w:rFonts w:eastAsia="Times New Roman" w:cs="Times New Roman"/>
-          <w:sz w:val="24"/>
-          <w:szCs w:val="24"/>
-        </w:rPr>
-        <w:t xml:space="preserve"> </w:t>
-      </w:r>
-      <w:proofErr w:type="spellStart"/>
-      <w:r>
-        <w:rPr>
-          <w:rFonts w:eastAsia="Times New Roman" w:cs="Times New Roman"/>
-          <w:sz w:val="24"/>
-          <w:szCs w:val="24"/>
-        </w:rPr>
-        <w:t>mahasiswa</w:t>
-      </w:r>
-      <w:proofErr w:type="spellEnd"/>
-      <w:r>
-        <w:rPr>
-          <w:rFonts w:eastAsia="Times New Roman" w:cs="Times New Roman"/>
-          <w:sz w:val="24"/>
-          <w:szCs w:val="24"/>
-        </w:rPr>
-        <w:t xml:space="preserve"> </w:t>
-      </w:r>
-      <w:proofErr w:type="spellStart"/>
-      <w:r>
-        <w:rPr>
-          <w:rFonts w:eastAsia="Times New Roman" w:cs="Times New Roman"/>
-          <w:sz w:val="24"/>
-          <w:szCs w:val="24"/>
-        </w:rPr>
-        <w:t>dapat</w:t>
-      </w:r>
-      <w:proofErr w:type="spellEnd"/>
-      <w:r>
-        <w:rPr>
-          <w:rFonts w:eastAsia="Times New Roman" w:cs="Times New Roman"/>
-          <w:sz w:val="24"/>
-          <w:szCs w:val="24"/>
-        </w:rPr>
-        <w:t xml:space="preserve"> </w:t>
-      </w:r>
-      <w:proofErr w:type="spellStart"/>
-      <w:r>
-        <w:rPr>
-          <w:rFonts w:eastAsia="Times New Roman" w:cs="Times New Roman"/>
-          <w:sz w:val="24"/>
-          <w:szCs w:val="24"/>
-        </w:rPr>
-        <w:t>dihapus</w:t>
-      </w:r>
-      <w:proofErr w:type="spellEnd"/>
-      <w:r>
-        <w:rPr>
-          <w:rFonts w:eastAsia="Times New Roman" w:cs="Times New Roman"/>
-          <w:sz w:val="24"/>
-          <w:szCs w:val="24"/>
-        </w:rPr>
-        <w:t xml:space="preserve"> </w:t>
-      </w:r>
-      <w:proofErr w:type="spellStart"/>
-      <w:r>
-        <w:rPr>
-          <w:rFonts w:eastAsia="Times New Roman" w:cs="Times New Roman"/>
-          <w:sz w:val="24"/>
-          <w:szCs w:val="24"/>
-        </w:rPr>
-        <w:t>perkelas</w:t>
-      </w:r>
-      <w:proofErr w:type="spellEnd"/>
-      <w:r>
-        <w:rPr>
-          <w:rFonts w:eastAsia="Times New Roman" w:cs="Times New Roman"/>
-          <w:sz w:val="24"/>
-          <w:szCs w:val="24"/>
-        </w:rPr>
-        <w:t xml:space="preserve">, </w:t>
-      </w:r>
-      <w:proofErr w:type="spellStart"/>
-      <w:r>
-        <w:rPr>
-          <w:rFonts w:eastAsia="Times New Roman" w:cs="Times New Roman"/>
-          <w:sz w:val="24"/>
-          <w:szCs w:val="24"/>
-        </w:rPr>
-        <w:t>untuk</w:t>
-      </w:r>
-      <w:proofErr w:type="spellEnd"/>
-      <w:r>
-        <w:rPr>
-          <w:rFonts w:eastAsia="Times New Roman" w:cs="Times New Roman"/>
-          <w:sz w:val="24"/>
-          <w:szCs w:val="24"/>
-        </w:rPr>
-        <w:t xml:space="preserve"> </w:t>
-      </w:r>
-      <w:proofErr w:type="spellStart"/>
-      <w:r>
-        <w:rPr>
-          <w:rFonts w:eastAsia="Times New Roman" w:cs="Times New Roman"/>
-          <w:sz w:val="24"/>
-          <w:szCs w:val="24"/>
-        </w:rPr>
-        <w:t>memudahkan</w:t>
-      </w:r>
-      <w:proofErr w:type="spellEnd"/>
-      <w:r>
-        <w:rPr>
-          <w:rFonts w:eastAsia="Times New Roman" w:cs="Times New Roman"/>
-          <w:sz w:val="24"/>
-          <w:szCs w:val="24"/>
-        </w:rPr>
-        <w:t xml:space="preserve"> </w:t>
-      </w:r>
-      <w:proofErr w:type="spellStart"/>
-      <w:r>
-        <w:rPr>
-          <w:rFonts w:eastAsia="Times New Roman" w:cs="Times New Roman"/>
-          <w:sz w:val="24"/>
-          <w:szCs w:val="24"/>
-        </w:rPr>
-        <w:t>dalam</w:t>
-      </w:r>
-      <w:proofErr w:type="spellEnd"/>
-      <w:r>
-        <w:rPr>
-          <w:rFonts w:eastAsia="Times New Roman" w:cs="Times New Roman"/>
-          <w:sz w:val="24"/>
-          <w:szCs w:val="24"/>
-        </w:rPr>
-        <w:t xml:space="preserve"> </w:t>
-      </w:r>
-      <w:proofErr w:type="spellStart"/>
-      <w:r>
-        <w:rPr>
-          <w:rFonts w:eastAsia="Times New Roman" w:cs="Times New Roman"/>
-          <w:sz w:val="24"/>
-          <w:szCs w:val="24"/>
-        </w:rPr>
-        <w:t>pergantian</w:t>
-      </w:r>
-      <w:proofErr w:type="spellEnd"/>
-      <w:r>
-        <w:rPr>
-          <w:rFonts w:eastAsia="Times New Roman" w:cs="Times New Roman"/>
-          <w:sz w:val="24"/>
-          <w:szCs w:val="24"/>
-        </w:rPr>
-        <w:t xml:space="preserve"> </w:t>
-      </w:r>
-      <w:proofErr w:type="spellStart"/>
-      <w:r>
-        <w:rPr>
-          <w:rFonts w:eastAsia="Times New Roman" w:cs="Times New Roman"/>
-          <w:sz w:val="24"/>
-          <w:szCs w:val="24"/>
-        </w:rPr>
-        <w:t>mahasiswa</w:t>
-      </w:r>
-      <w:proofErr w:type="spellEnd"/>
-      <w:r>
-        <w:rPr>
-          <w:rFonts w:eastAsia="Times New Roman" w:cs="Times New Roman"/>
-          <w:sz w:val="24"/>
-          <w:szCs w:val="24"/>
-        </w:rPr>
-        <w:t xml:space="preserve"> </w:t>
-      </w:r>
-      <w:proofErr w:type="spellStart"/>
-      <w:r>
-        <w:rPr>
-          <w:rFonts w:eastAsia="Times New Roman" w:cs="Times New Roman"/>
-          <w:sz w:val="24"/>
-          <w:szCs w:val="24"/>
-        </w:rPr>
-        <w:t>pertahun</w:t>
-      </w:r>
-      <w:proofErr w:type="spellEnd"/>
-      <w:r>
-        <w:rPr>
-          <w:rFonts w:eastAsia="Times New Roman" w:cs="Times New Roman"/>
-          <w:sz w:val="24"/>
-          <w:szCs w:val="24"/>
-        </w:rPr>
-        <w:t>.</w:t>
+        <w:t>Data akses mahasiswa dapat dihapus perkelas, untuk memudahkan dalam pergantian mahasiswa pertahun.</w:t>
       </w:r>
     </w:p>
     <w:p>
@@ -6226,43 +2389,7 @@
           <w:sz w:val="24"/>
           <w:szCs w:val="24"/>
         </w:rPr>
-        <w:t xml:space="preserve">Broadcast digunakan untuk mengirim </w:t>
-      </w:r>
-      <w:proofErr w:type="spellStart"/>
-      <w:r>
-        <w:rPr>
-          <w:rFonts w:eastAsia="Times New Roman" w:cs="Times New Roman"/>
-          <w:sz w:val="24"/>
-          <w:szCs w:val="24"/>
-        </w:rPr>
-        <w:t>pengumuman</w:t>
-      </w:r>
-      <w:proofErr w:type="spellEnd"/>
-      <w:r>
-        <w:rPr>
-          <w:rFonts w:eastAsia="Times New Roman" w:cs="Times New Roman"/>
-          <w:sz w:val="24"/>
-          <w:szCs w:val="24"/>
-        </w:rPr>
-        <w:t xml:space="preserve"> </w:t>
-      </w:r>
-      <w:proofErr w:type="spellStart"/>
-      <w:r>
-        <w:rPr>
-          <w:rFonts w:eastAsia="Times New Roman" w:cs="Times New Roman"/>
-          <w:sz w:val="24"/>
-          <w:szCs w:val="24"/>
-        </w:rPr>
-        <w:t>melalui</w:t>
-      </w:r>
-      <w:proofErr w:type="spellEnd"/>
-      <w:r>
-        <w:rPr>
-          <w:rFonts w:eastAsia="Times New Roman" w:cs="Times New Roman"/>
-          <w:sz w:val="24"/>
-          <w:szCs w:val="24"/>
-        </w:rPr>
-        <w:t xml:space="preserve"> </w:t>
+        <w:t xml:space="preserve">Broadcast digunakan untuk mengirim pengumuman melalui </w:t>
       </w:r>
       <w:r>
         <w:rPr>
@@ -6270,36 +2397,8 @@
           <w:sz w:val="24"/>
           <w:szCs w:val="24"/>
         </w:rPr>
-        <w:t xml:space="preserve">website dan </w:t>
+        <w:t>website dan terhubung ke</w:t>
       </w:r>
-      <w:proofErr w:type="spellStart"/>
-      <w:r>
-        <w:rPr>
-          <w:rFonts w:eastAsia="Times New Roman" w:cs="Times New Roman"/>
-          <w:sz w:val="24"/>
-          <w:szCs w:val="24"/>
-        </w:rPr>
-        <w:t>terhubung</w:t>
-      </w:r>
-      <w:proofErr w:type="spellEnd"/>
-      <w:r>
-        <w:rPr>
-          <w:rFonts w:eastAsia="Times New Roman" w:cs="Times New Roman"/>
-          <w:sz w:val="24"/>
-          <w:szCs w:val="24"/>
-        </w:rPr>
-        <w:t xml:space="preserve"> </w:t>
-      </w:r>
-      <w:proofErr w:type="spellStart"/>
-      <w:r>
-        <w:rPr>
-          <w:rFonts w:eastAsia="Times New Roman" w:cs="Times New Roman"/>
-          <w:sz w:val="24"/>
-          <w:szCs w:val="24"/>
-        </w:rPr>
-        <w:t>ke</w:t>
-      </w:r>
-      <w:proofErr w:type="spellEnd"/>
       <w:r>
         <w:rPr>
           <w:rFonts w:eastAsia="Times New Roman" w:cs="Times New Roman"/>
@@ -6349,31 +2448,13 @@
           <w:szCs w:val="24"/>
         </w:rPr>
       </w:pPr>
-      <w:proofErr w:type="spellStart"/>
       <w:r>
         <w:rPr>
           <w:rFonts w:ascii="Times New Roman" w:eastAsia="Times New Roman" w:hAnsi="Times New Roman" w:cs="Times New Roman"/>
           <w:szCs w:val="24"/>
         </w:rPr>
-        <w:t>Laporan</w:t>
+        <w:t>Laporan dan Profil</w:t>
       </w:r>
-      <w:proofErr w:type="spellEnd"/>
-      <w:r>
-        <w:rPr>
-          <w:rFonts w:ascii="Times New Roman" w:eastAsia="Times New Roman" w:hAnsi="Times New Roman" w:cs="Times New Roman"/>
-          <w:szCs w:val="24"/>
-        </w:rPr>
-        <w:t xml:space="preserve"> dan </w:t>
-      </w:r>
-      <w:proofErr w:type="spellStart"/>
-      <w:r>
-        <w:rPr>
-          <w:rFonts w:ascii="Times New Roman" w:eastAsia="Times New Roman" w:hAnsi="Times New Roman" w:cs="Times New Roman"/>
-          <w:szCs w:val="24"/>
-        </w:rPr>
-        <w:t>Profil</w:t>
-      </w:r>
-      <w:proofErr w:type="spellEnd"/>
     </w:p>
     <w:p>
       <w:pPr>
@@ -6395,79 +2476,7 @@
           <w:sz w:val="24"/>
           <w:szCs w:val="24"/>
         </w:rPr>
-        <w:t xml:space="preserve">Laporan menampilkan data aktivitas keluar-masuk dan dapat disaring </w:t>
-      </w:r>
-      <w:proofErr w:type="spellStart"/>
-      <w:r>
-        <w:rPr>
-          <w:rFonts w:eastAsia="Times New Roman" w:cs="Times New Roman"/>
-          <w:sz w:val="24"/>
-          <w:szCs w:val="24"/>
-        </w:rPr>
-        <w:t>berdasarkan</w:t>
-      </w:r>
-      <w:proofErr w:type="spellEnd"/>
-      <w:r>
-        <w:rPr>
-          <w:rFonts w:eastAsia="Times New Roman" w:cs="Times New Roman"/>
-          <w:sz w:val="24"/>
-          <w:szCs w:val="24"/>
-        </w:rPr>
-        <w:t xml:space="preserve"> </w:t>
-      </w:r>
-      <w:proofErr w:type="spellStart"/>
-      <w:r>
-        <w:rPr>
-          <w:rFonts w:eastAsia="Times New Roman" w:cs="Times New Roman"/>
-          <w:sz w:val="24"/>
-          <w:szCs w:val="24"/>
-        </w:rPr>
-        <w:t>kelas</w:t>
-      </w:r>
-      <w:proofErr w:type="spellEnd"/>
-      <w:r>
-        <w:rPr>
-          <w:rFonts w:eastAsia="Times New Roman" w:cs="Times New Roman"/>
-          <w:sz w:val="24"/>
-          <w:szCs w:val="24"/>
-        </w:rPr>
-        <w:t xml:space="preserve"> </w:t>
-      </w:r>
-      <w:proofErr w:type="spellStart"/>
-      <w:r>
-        <w:rPr>
-          <w:rFonts w:eastAsia="Times New Roman" w:cs="Times New Roman"/>
-          <w:sz w:val="24"/>
-          <w:szCs w:val="24"/>
-        </w:rPr>
-        <w:t>serta</w:t>
-      </w:r>
-      <w:proofErr w:type="spellEnd"/>
-      <w:r>
-        <w:rPr>
-          <w:rFonts w:eastAsia="Times New Roman" w:cs="Times New Roman"/>
-          <w:sz w:val="24"/>
-          <w:szCs w:val="24"/>
-        </w:rPr>
-        <w:t xml:space="preserve"> </w:t>
-      </w:r>
-      <w:proofErr w:type="spellStart"/>
-      <w:r>
-        <w:rPr>
-          <w:rFonts w:eastAsia="Times New Roman" w:cs="Times New Roman"/>
-          <w:sz w:val="24"/>
-          <w:szCs w:val="24"/>
-        </w:rPr>
-        <w:t>periode</w:t>
-      </w:r>
-      <w:proofErr w:type="spellEnd"/>
-      <w:r>
-        <w:rPr>
-          <w:rFonts w:eastAsia="Times New Roman" w:cs="Times New Roman"/>
-          <w:sz w:val="24"/>
-          <w:szCs w:val="24"/>
-        </w:rPr>
-        <w:t>.</w:t>
+        <w:t>Laporan menampilkan data aktivitas keluar-masuk dan dapat disaring berdasarkan kelas serta periode.</w:t>
       </w:r>
     </w:p>
     <w:p>
@@ -6585,37 +2594,12 @@
           <w:szCs w:val="24"/>
         </w:rPr>
       </w:pPr>
-      <w:proofErr w:type="spellStart"/>
       <w:r>
         <w:rPr>
           <w:rFonts w:ascii="Times New Roman" w:eastAsia="Times New Roman" w:hAnsi="Times New Roman" w:cs="Times New Roman"/>
           <w:szCs w:val="24"/>
         </w:rPr>
-        <w:t>Keamanan</w:t>
-      </w:r>
-      <w:proofErr w:type="spellEnd"/>
-      <w:r>
-        <w:rPr>
-          <w:rFonts w:ascii="Times New Roman" w:eastAsia="Times New Roman" w:hAnsi="Times New Roman" w:cs="Times New Roman"/>
-          <w:szCs w:val="24"/>
-        </w:rPr>
-        <w:t xml:space="preserve"> </w:t>
-      </w:r>
-      <w:proofErr w:type="spellStart"/>
-      <w:r>
-        <w:rPr>
-          <w:rFonts w:ascii="Times New Roman" w:eastAsia="Times New Roman" w:hAnsi="Times New Roman" w:cs="Times New Roman"/>
-          <w:szCs w:val="24"/>
-        </w:rPr>
-        <w:t>akun</w:t>
-      </w:r>
-      <w:proofErr w:type="spellEnd"/>
-      <w:r>
-        <w:rPr>
-          <w:rFonts w:ascii="Times New Roman" w:eastAsia="Times New Roman" w:hAnsi="Times New Roman" w:cs="Times New Roman"/>
-          <w:szCs w:val="24"/>
-        </w:rPr>
-        <w:t xml:space="preserve"> dan login</w:t>
+        <w:t>Keamanan akun dan login</w:t>
       </w:r>
     </w:p>
     <w:p>
@@ -6638,79 +2622,7 @@
           <w:sz w:val="24"/>
           <w:szCs w:val="24"/>
         </w:rPr>
-        <w:t xml:space="preserve">Password diubah menjadi kode acak </w:t>
-      </w:r>
-      <w:proofErr w:type="spellStart"/>
-      <w:r>
-        <w:rPr>
-          <w:rFonts w:eastAsia="Times New Roman" w:cs="Times New Roman"/>
-          <w:sz w:val="24"/>
-          <w:szCs w:val="24"/>
-        </w:rPr>
-        <w:t>menggunakan</w:t>
-      </w:r>
-      <w:proofErr w:type="spellEnd"/>
-      <w:r>
-        <w:rPr>
-          <w:rFonts w:eastAsia="Times New Roman" w:cs="Times New Roman"/>
-          <w:sz w:val="24"/>
-          <w:szCs w:val="24"/>
-        </w:rPr>
-        <w:t xml:space="preserve"> </w:t>
-      </w:r>
-      <w:proofErr w:type="spellStart"/>
-      <w:r>
-        <w:rPr>
-          <w:rFonts w:eastAsia="Times New Roman" w:cs="Times New Roman"/>
-          <w:sz w:val="24"/>
-          <w:szCs w:val="24"/>
-        </w:rPr>
-        <w:t>bcrypt</w:t>
-      </w:r>
-      <w:proofErr w:type="spellEnd"/>
-      <w:r>
-        <w:rPr>
-          <w:rFonts w:eastAsia="Times New Roman" w:cs="Times New Roman"/>
-          <w:sz w:val="24"/>
-          <w:szCs w:val="24"/>
-        </w:rPr>
-        <w:t xml:space="preserve"> </w:t>
-      </w:r>
-      <w:proofErr w:type="spellStart"/>
-      <w:r>
-        <w:rPr>
-          <w:rFonts w:eastAsia="Times New Roman" w:cs="Times New Roman"/>
-          <w:sz w:val="24"/>
-          <w:szCs w:val="24"/>
-        </w:rPr>
-        <w:t>sebelum</w:t>
-      </w:r>
-      <w:proofErr w:type="spellEnd"/>
-      <w:r>
-        <w:rPr>
-          <w:rFonts w:eastAsia="Times New Roman" w:cs="Times New Roman"/>
-          <w:sz w:val="24"/>
-          <w:szCs w:val="24"/>
-        </w:rPr>
-        <w:t xml:space="preserve"> </w:t>
-      </w:r>
-      <w:proofErr w:type="spellStart"/>
-      <w:r>
-        <w:rPr>
-          <w:rFonts w:eastAsia="Times New Roman" w:cs="Times New Roman"/>
-          <w:sz w:val="24"/>
-          <w:szCs w:val="24"/>
-        </w:rPr>
-        <w:t>disimpan</w:t>
-      </w:r>
-      <w:proofErr w:type="spellEnd"/>
-      <w:r>
-        <w:rPr>
-          <w:rFonts w:eastAsia="Times New Roman" w:cs="Times New Roman"/>
-          <w:sz w:val="24"/>
-          <w:szCs w:val="24"/>
-        </w:rPr>
-        <w:t>.</w:t>
+        <w:t>Password diubah menjadi kode acak menggunakan bcrypt sebelum disimpan.</w:t>
       </w:r>
     </w:p>
     <w:p>
@@ -6791,63 +2703,13 @@
           <w:szCs w:val="24"/>
         </w:rPr>
       </w:pPr>
-      <w:proofErr w:type="spellStart"/>
       <w:r>
         <w:rPr>
           <w:rFonts w:ascii="Times New Roman" w:eastAsia="Times New Roman" w:hAnsi="Times New Roman" w:cs="Times New Roman"/>
           <w:szCs w:val="24"/>
         </w:rPr>
-        <w:t>Aturan</w:t>
+        <w:t>Aturan perubahan password berdasarkan peran</w:t>
       </w:r>
-      <w:proofErr w:type="spellEnd"/>
-      <w:r>
-        <w:rPr>
-          <w:rFonts w:ascii="Times New Roman" w:eastAsia="Times New Roman" w:hAnsi="Times New Roman" w:cs="Times New Roman"/>
-          <w:szCs w:val="24"/>
-        </w:rPr>
-        <w:t xml:space="preserve"> </w:t>
-      </w:r>
-      <w:proofErr w:type="spellStart"/>
-      <w:r>
-        <w:rPr>
-          <w:rFonts w:ascii="Times New Roman" w:eastAsia="Times New Roman" w:hAnsi="Times New Roman" w:cs="Times New Roman"/>
-          <w:szCs w:val="24"/>
-        </w:rPr>
-        <w:t>perubahan</w:t>
-      </w:r>
-      <w:proofErr w:type="spellEnd"/>
-      <w:r>
-        <w:rPr>
-          <w:rFonts w:ascii="Times New Roman" w:eastAsia="Times New Roman" w:hAnsi="Times New Roman" w:cs="Times New Roman"/>
-          <w:szCs w:val="24"/>
-        </w:rPr>
-        <w:t xml:space="preserve"> password </w:t>
-      </w:r>
-      <w:proofErr w:type="spellStart"/>
-      <w:r>
-        <w:rPr>
-          <w:rFonts w:ascii="Times New Roman" w:eastAsia="Times New Roman" w:hAnsi="Times New Roman" w:cs="Times New Roman"/>
-          <w:szCs w:val="24"/>
-        </w:rPr>
-        <w:t>berdasarkan</w:t>
-      </w:r>
-      <w:proofErr w:type="spellEnd"/>
-      <w:r>
-        <w:rPr>
-          <w:rFonts w:ascii="Times New Roman" w:eastAsia="Times New Roman" w:hAnsi="Times New Roman" w:cs="Times New Roman"/>
-          <w:szCs w:val="24"/>
-        </w:rPr>
-        <w:t xml:space="preserve"> </w:t>
-      </w:r>
-      <w:proofErr w:type="spellStart"/>
-      <w:r>
-        <w:rPr>
-          <w:rFonts w:ascii="Times New Roman" w:eastAsia="Times New Roman" w:hAnsi="Times New Roman" w:cs="Times New Roman"/>
-          <w:szCs w:val="24"/>
-        </w:rPr>
-        <w:t>peran</w:t>
-      </w:r>
-      <w:proofErr w:type="spellEnd"/>
     </w:p>
     <w:tbl>
       <w:tblPr>
@@ -7350,49 +3212,8 @@
           <w:szCs w:val="24"/>
         </w:rPr>
         <w:lastRenderedPageBreak/>
-        <w:t xml:space="preserve">Hak </w:t>
+        <w:t>Hak akses dan validasi kamar</w:t>
       </w:r>
-      <w:proofErr w:type="spellStart"/>
-      <w:r>
-        <w:rPr>
-          <w:rFonts w:ascii="Times New Roman" w:eastAsia="Times New Roman" w:hAnsi="Times New Roman" w:cs="Times New Roman"/>
-          <w:szCs w:val="24"/>
-        </w:rPr>
-        <w:t>akses</w:t>
-      </w:r>
-      <w:proofErr w:type="spellEnd"/>
-      <w:r>
-        <w:rPr>
-          <w:rFonts w:ascii="Times New Roman" w:eastAsia="Times New Roman" w:hAnsi="Times New Roman" w:cs="Times New Roman"/>
-          <w:szCs w:val="24"/>
-        </w:rPr>
-        <w:t xml:space="preserve"> dan </w:t>
-      </w:r>
-      <w:proofErr w:type="spellStart"/>
-      <w:r>
-        <w:rPr>
-          <w:rFonts w:ascii="Times New Roman" w:eastAsia="Times New Roman" w:hAnsi="Times New Roman" w:cs="Times New Roman"/>
-          <w:szCs w:val="24"/>
-        </w:rPr>
-        <w:t>validasi</w:t>
-      </w:r>
-      <w:proofErr w:type="spellEnd"/>
-      <w:r>
-        <w:rPr>
-          <w:rFonts w:ascii="Times New Roman" w:eastAsia="Times New Roman" w:hAnsi="Times New Roman" w:cs="Times New Roman"/>
-          <w:szCs w:val="24"/>
-        </w:rPr>
-        <w:t xml:space="preserve"> </w:t>
-      </w:r>
-      <w:proofErr w:type="spellStart"/>
-      <w:r>
-        <w:rPr>
-          <w:rFonts w:ascii="Times New Roman" w:eastAsia="Times New Roman" w:hAnsi="Times New Roman" w:cs="Times New Roman"/>
-          <w:szCs w:val="24"/>
-        </w:rPr>
-        <w:t>kamar</w:t>
-      </w:r>
-      <w:proofErr w:type="spellEnd"/>
     </w:p>
     <w:p>
       <w:pPr>
@@ -7414,61 +3235,7 @@
           <w:sz w:val="24"/>
           <w:szCs w:val="24"/>
         </w:rPr>
-        <w:t xml:space="preserve">Mahasiswa hanya dapat melihat dan memperbarui data </w:t>
-      </w:r>
-      <w:proofErr w:type="spellStart"/>
-      <w:r>
-        <w:rPr>
-          <w:rFonts w:eastAsia="Times New Roman" w:cs="Times New Roman"/>
-          <w:sz w:val="24"/>
-          <w:szCs w:val="24"/>
-        </w:rPr>
-        <w:t>tertentu</w:t>
-      </w:r>
-      <w:proofErr w:type="spellEnd"/>
-      <w:r>
-        <w:rPr>
-          <w:rFonts w:eastAsia="Times New Roman" w:cs="Times New Roman"/>
-          <w:sz w:val="24"/>
-          <w:szCs w:val="24"/>
-        </w:rPr>
-        <w:t xml:space="preserve"> </w:t>
-      </w:r>
-      <w:proofErr w:type="spellStart"/>
-      <w:r>
-        <w:rPr>
-          <w:rFonts w:eastAsia="Times New Roman" w:cs="Times New Roman"/>
-          <w:sz w:val="24"/>
-          <w:szCs w:val="24"/>
-        </w:rPr>
-        <w:t>miliknya</w:t>
-      </w:r>
-      <w:proofErr w:type="spellEnd"/>
-      <w:r>
-        <w:rPr>
-          <w:rFonts w:eastAsia="Times New Roman" w:cs="Times New Roman"/>
-          <w:sz w:val="24"/>
-          <w:szCs w:val="24"/>
-        </w:rPr>
-        <w:t xml:space="preserve"> </w:t>
-      </w:r>
-      <w:proofErr w:type="spellStart"/>
-      <w:r>
-        <w:rPr>
-          <w:rFonts w:eastAsia="Times New Roman" w:cs="Times New Roman"/>
-          <w:sz w:val="24"/>
-          <w:szCs w:val="24"/>
-        </w:rPr>
-        <w:t>sendiri</w:t>
-      </w:r>
-      <w:proofErr w:type="spellEnd"/>
-      <w:r>
-        <w:rPr>
-          <w:rFonts w:eastAsia="Times New Roman" w:cs="Times New Roman"/>
-          <w:sz w:val="24"/>
-          <w:szCs w:val="24"/>
-        </w:rPr>
-        <w:t>.</w:t>
+        <w:t>Mahasiswa hanya dapat melihat dan memperbarui data tertentu miliknya sendiri.</w:t>
       </w:r>
     </w:p>
     <w:p>
